--- a/assets/resume/YSResume2026.docx
+++ b/assets/resume/YSResume2026.docx
@@ -1,6 +1,6 @@
 
 <file path=word/document.xml><?xml version="1.0" encoding="utf-8"?>
-<w:document xmlns:wpc="http://schemas.microsoft.com/office/word/2010/wordprocessingCanvas" xmlns:cx="http://schemas.microsoft.com/office/drawing/2014/chartex" xmlns:cx1="http://schemas.microsoft.com/office/drawing/2015/9/8/chartex" xmlns:cx2="http://schemas.microsoft.com/office/drawing/2015/10/21/chartex" xmlns:cx3="http://schemas.microsoft.com/office/drawing/2016/5/9/chartex" xmlns:cx4="http://schemas.microsoft.com/office/drawing/2016/5/10/chartex" xmlns:cx5="http://schemas.microsoft.com/office/drawing/2016/5/11/chartex" xmlns:cx6="http://schemas.microsoft.com/office/drawing/2016/5/12/chartex" xmlns:cx7="http://schemas.microsoft.com/office/drawing/2016/5/13/chartex" xmlns:cx8="http://schemas.microsoft.com/office/drawing/2016/5/14/chartex" xmlns:mc="http://schemas.openxmlformats.org/markup-compatibility/2006" xmlns:aink="http://schemas.microsoft.com/office/drawing/2016/ink" xmlns:am3d="http://schemas.microsoft.com/office/drawing/2017/model3d" xmlns:o="urn:schemas-microsoft-com:office:office" xmlns:oel="http://schemas.microsoft.com/office/2019/extlst" xmlns:r="http://schemas.openxmlformats.org/officeDocument/2006/relationships" xmlns:m="http://schemas.openxmlformats.org/officeDocument/2006/math" xmlns:v="urn:schemas-microsoft-com:vml" xmlns:wp14="http://schemas.microsoft.com/office/word/2010/wordprocessingDrawing" xmlns:wp="http://schemas.openxmlformats.org/drawingml/2006/wordprocessingDrawing" xmlns:w10="urn:schemas-microsoft-com:office:word" xmlns:w="http://schemas.openxmlformats.org/wordprocessingml/2006/main" xmlns:w14="http://schemas.microsoft.com/office/word/2010/wordml" xmlns:w15="http://schemas.microsoft.com/office/word/2012/wordml" xmlns:w16cex="http://schemas.microsoft.com/office/word/2018/wordml/cex" xmlns:w16cid="http://schemas.microsoft.com/office/word/2016/wordml/cid" xmlns:w16="http://schemas.microsoft.com/office/word/2018/wordml" xmlns:w16du="http://schemas.microsoft.com/office/word/2023/wordml/word16du" xmlns:w16sdtdh="http://schemas.microsoft.com/office/word/2020/wordml/sdtdatahash" xmlns:w16sdtfl="http://schemas.microsoft.com/office/word/2024/wordml/sdtformatlock" xmlns:w16se="http://schemas.microsoft.com/office/word/2015/wordml/symex" xmlns:wpg="http://schemas.microsoft.com/office/word/2010/wordprocessingGroup" xmlns:wpi="http://schemas.microsoft.com/office/word/2010/wordprocessingInk" xmlns:wne="http://schemas.microsoft.com/office/word/2006/wordml" xmlns:wps="http://schemas.microsoft.com/office/word/2010/wordprocessingShape" mc:Ignorable="w14 w15 w16se w16cid w16 w16cex w16sdtdh w16sdtfl w16du wp14">
+<w:document xmlns:wpc="http://schemas.microsoft.com/office/word/2010/wordprocessingCanvas" xmlns:cx="http://schemas.microsoft.com/office/drawing/2014/chartex" xmlns:cx1="http://schemas.microsoft.com/office/drawing/2015/9/8/chartex" xmlns:cx2="http://schemas.microsoft.com/office/drawing/2015/10/21/chartex" xmlns:cx3="http://schemas.microsoft.com/office/drawing/2016/5/9/chartex" xmlns:cx4="http://schemas.microsoft.com/office/drawing/2016/5/10/chartex" xmlns:cx5="http://schemas.microsoft.com/office/drawing/2016/5/11/chartex" xmlns:cx6="http://schemas.microsoft.com/office/drawing/2016/5/12/chartex" xmlns:cx7="http://schemas.microsoft.com/office/drawing/2016/5/13/chartex" xmlns:cx8="http://schemas.microsoft.com/office/drawing/2016/5/14/chartex" xmlns:mc="http://schemas.openxmlformats.org/markup-compatibility/2006" xmlns:m="http://schemas.openxmlformats.org/officeDocument/2006/math" xmlns:aink="http://schemas.microsoft.com/office/drawing/2016/ink" xmlns:am3d="http://schemas.microsoft.com/office/drawing/2017/model3d" xmlns:oel="http://schemas.microsoft.com/office/2019/extlst" xmlns:r="http://schemas.openxmlformats.org/officeDocument/2006/relationships" xmlns:wp14="http://schemas.microsoft.com/office/word/2010/wordprocessingDrawing" xmlns:wp="http://schemas.openxmlformats.org/drawingml/2006/wordprocessingDrawing" xmlns:wpg="http://schemas.microsoft.com/office/word/2010/wordprocessingGroup" xmlns:wpi="http://schemas.microsoft.com/office/word/2010/wordprocessingInk" xmlns:wps="http://schemas.microsoft.com/office/word/2010/wordprocessingShape" xmlns:o="urn:schemas-microsoft-com:office:office" xmlns:v="urn:schemas-microsoft-com:vml" xmlns:w10="urn:schemas-microsoft-com:office:word" xmlns:w="http://schemas.openxmlformats.org/wordprocessingml/2006/main" xmlns:w14="http://schemas.microsoft.com/office/word/2010/wordml" xmlns:w15="http://schemas.microsoft.com/office/word/2012/wordml" xmlns:w16cex="http://schemas.microsoft.com/office/word/2018/wordml/cex" xmlns:w16cid="http://schemas.microsoft.com/office/word/2016/wordml/cid" xmlns:w16="http://schemas.microsoft.com/office/word/2018/wordml" xmlns:w16sdtdh="http://schemas.microsoft.com/office/word/2020/wordml/sdtdatahash" xmlns:w16sdtfl="http://schemas.microsoft.com/office/word/2024/wordml/sdtformatlock" xmlns:w16se="http://schemas.microsoft.com/office/word/2015/wordml/symex" xmlns:w16du="http://schemas.microsoft.com/office/word/2023/wordml/word16du" xmlns:wne="http://schemas.microsoft.com/office/word/2006/wordml" mc:Ignorable="w14 w15 w16se w16cid w16 w16cex w16sdtdh w16sdtfl w16du wp14">
   <w:body>
     <w:p>
       <w:pPr>
@@ -1559,6 +1559,287 @@
           <w:sz w:val="21"/>
           <w:szCs w:val="28"/>
         </w:rPr>
+        <w:t>Learn from Your Mistakes</w:t>
+      </w:r>
+      <w:r>
+        <w:rPr>
+          <w:rFonts w:ascii="Georgia" w:eastAsia="Batang" w:hAnsi="Georgia"/>
+          <w:iCs/>
+          <w:spacing w:val="-6"/>
+          <w:sz w:val="21"/>
+          <w:szCs w:val="28"/>
+        </w:rPr>
+        <w:t xml:space="preserve">: </w:t>
+      </w:r>
+      <w:r>
+        <w:rPr>
+          <w:rFonts w:ascii="Georgia" w:eastAsia="Batang" w:hAnsi="Georgia"/>
+          <w:iCs/>
+          <w:spacing w:val="-6"/>
+          <w:sz w:val="21"/>
+          <w:szCs w:val="28"/>
+        </w:rPr>
+        <w:t>Self-Correcting Masked Diffusion Models</w:t>
+      </w:r>
+      <w:r>
+        <w:rPr>
+          <w:rFonts w:ascii="Georgia" w:eastAsia="Batang" w:hAnsi="Georgia"/>
+          <w:iCs/>
+          <w:spacing w:val="-6"/>
+          <w:sz w:val="21"/>
+          <w:szCs w:val="28"/>
+        </w:rPr>
+        <w:tab/>
+      </w:r>
+      <w:hyperlink r:id="rId13" w:history="1">
+        <w:r>
+          <w:rPr>
+            <w:rStyle w:val="Hyperlink"/>
+            <w:rFonts w:ascii="Georgia" w:eastAsia="Batang" w:hAnsi="Georgia"/>
+            <w:spacing w:val="-6"/>
+            <w:sz w:val="21"/>
+            <w:szCs w:val="28"/>
+          </w:rPr>
+          <w:t xml:space="preserve">NeurIPS </w:t>
+        </w:r>
+        <w:r>
+          <w:rPr>
+            <w:rStyle w:val="Hyperlink"/>
+            <w:rFonts w:ascii="Georgia" w:eastAsia="Batang" w:hAnsi="Georgia"/>
+            <w:spacing w:val="-6"/>
+            <w:sz w:val="21"/>
+            <w:szCs w:val="28"/>
+          </w:rPr>
+          <w:t>2026</w:t>
+        </w:r>
+      </w:hyperlink>
+    </w:p>
+    <w:p>
+      <w:pPr>
+        <w:tabs>
+          <w:tab w:val="left" w:pos="720"/>
+          <w:tab w:val="right" w:pos="10080"/>
+        </w:tabs>
+        <w:spacing w:line="276" w:lineRule="auto"/>
+        <w:rPr>
+          <w:rFonts w:ascii="Georgia" w:eastAsia="Batang" w:hAnsi="Georgia"/>
+          <w:i/>
+          <w:spacing w:val="-6"/>
+          <w:sz w:val="20"/>
+        </w:rPr>
+      </w:pPr>
+      <w:r>
+        <w:rPr>
+          <w:rFonts w:ascii="Georgia" w:eastAsia="Batang" w:hAnsi="Georgia"/>
+          <w:b/>
+          <w:bCs/>
+          <w:i/>
+          <w:spacing w:val="-6"/>
+          <w:sz w:val="20"/>
+        </w:rPr>
+        <w:t>Yair Schiff</w:t>
+      </w:r>
+      <w:r>
+        <w:rPr>
+          <w:rFonts w:ascii="Georgia" w:eastAsia="Batang" w:hAnsi="Georgia"/>
+          <w:b/>
+          <w:bCs/>
+          <w:i/>
+          <w:spacing w:val="-6"/>
+          <w:sz w:val="20"/>
+        </w:rPr>
+        <w:t>*</w:t>
+      </w:r>
+      <w:r>
+        <w:rPr>
+          <w:rFonts w:ascii="Georgia" w:eastAsia="Batang" w:hAnsi="Georgia"/>
+          <w:i/>
+          <w:spacing w:val="-6"/>
+          <w:sz w:val="20"/>
+        </w:rPr>
+        <w:t>,</w:t>
+      </w:r>
+      <w:r>
+        <w:rPr>
+          <w:rFonts w:ascii="Georgia" w:eastAsia="Batang" w:hAnsi="Georgia"/>
+          <w:i/>
+          <w:spacing w:val="-6"/>
+          <w:sz w:val="20"/>
+        </w:rPr>
+        <w:t xml:space="preserve"> Omer Belhasin*, </w:t>
+      </w:r>
+      <w:r>
+        <w:rPr>
+          <w:rFonts w:ascii="Georgia" w:eastAsia="Batang" w:hAnsi="Georgia"/>
+          <w:i/>
+          <w:spacing w:val="-6"/>
+          <w:sz w:val="20"/>
+        </w:rPr>
+        <w:t>Roy Uziel, Guanghan Wang, Marianne Arriola,</w:t>
+      </w:r>
+      <w:r>
+        <w:rPr>
+          <w:rFonts w:ascii="Georgia" w:eastAsia="Batang" w:hAnsi="Georgia"/>
+          <w:i/>
+          <w:spacing w:val="-6"/>
+          <w:sz w:val="20"/>
+        </w:rPr>
+        <w:tab/>
+      </w:r>
+      <w:r>
+        <w:rPr>
+          <w:rFonts w:ascii="Georgia" w:eastAsia="Batang" w:hAnsi="Georgia"/>
+          <w:i/>
+          <w:spacing w:val="-6"/>
+          <w:sz w:val="18"/>
+          <w:szCs w:val="22"/>
+        </w:rPr>
+        <w:t>(*</w:t>
+      </w:r>
+      <w:r>
+        <w:rPr>
+          <w:rFonts w:ascii="Georgia" w:eastAsia="Batang" w:hAnsi="Georgia"/>
+          <w:i/>
+          <w:spacing w:val="-6"/>
+          <w:sz w:val="18"/>
+          <w:szCs w:val="22"/>
+        </w:rPr>
+        <w:t>equal contribution)</w:t>
+      </w:r>
+    </w:p>
+    <w:p>
+      <w:pPr>
+        <w:tabs>
+          <w:tab w:val="left" w:pos="720"/>
+          <w:tab w:val="right" w:pos="10080"/>
+        </w:tabs>
+        <w:spacing w:line="276" w:lineRule="auto"/>
+        <w:rPr>
+          <w:rFonts w:ascii="Georgia" w:eastAsia="Batang" w:hAnsi="Georgia"/>
+          <w:i/>
+          <w:spacing w:val="-6"/>
+          <w:sz w:val="20"/>
+        </w:rPr>
+      </w:pPr>
+      <w:r>
+        <w:rPr>
+          <w:rFonts w:ascii="Georgia" w:eastAsia="Batang" w:hAnsi="Georgia"/>
+          <w:i/>
+          <w:spacing w:val="-6"/>
+          <w:sz w:val="20"/>
+        </w:rPr>
+        <w:t>Gilad Turok, Michael Elad</w:t>
+      </w:r>
+      <w:bookmarkStart w:id="0" w:name="OLE_LINK3"/>
+      <w:r>
+        <w:rPr>
+          <w:rFonts w:ascii="Georgia" w:eastAsia="Batang" w:hAnsi="Georgia"/>
+          <w:i/>
+          <w:spacing w:val="-6"/>
+          <w:sz w:val="20"/>
+        </w:rPr>
+        <w:t>†</w:t>
+      </w:r>
+      <w:bookmarkEnd w:id="0"/>
+      <w:r>
+        <w:rPr>
+          <w:rFonts w:ascii="Georgia" w:eastAsia="Batang" w:hAnsi="Georgia"/>
+          <w:i/>
+          <w:spacing w:val="-6"/>
+          <w:sz w:val="20"/>
+        </w:rPr>
+        <w:t>, Volodymyr Kuleshov†</w:t>
+      </w:r>
+      <w:r>
+        <w:rPr>
+          <w:rFonts w:ascii="Georgia" w:eastAsia="Batang" w:hAnsi="Georgia"/>
+          <w:i/>
+          <w:spacing w:val="-6"/>
+          <w:sz w:val="20"/>
+        </w:rPr>
+        <w:tab/>
+      </w:r>
+      <w:r>
+        <w:rPr>
+          <w:rFonts w:ascii="Georgia" w:eastAsia="Batang" w:hAnsi="Georgia"/>
+          <w:i/>
+          <w:spacing w:val="-6"/>
+          <w:sz w:val="18"/>
+          <w:szCs w:val="22"/>
+        </w:rPr>
+        <w:t>(</w:t>
+      </w:r>
+      <w:r>
+        <w:rPr>
+          <w:rFonts w:ascii="Georgia" w:eastAsia="Batang" w:hAnsi="Georgia"/>
+          <w:i/>
+          <w:spacing w:val="-6"/>
+          <w:sz w:val="20"/>
+        </w:rPr>
+        <w:t>†</w:t>
+      </w:r>
+      <w:r>
+        <w:rPr>
+          <w:rFonts w:ascii="Georgia" w:eastAsia="Batang" w:hAnsi="Georgia"/>
+          <w:i/>
+          <w:spacing w:val="-6"/>
+          <w:sz w:val="18"/>
+          <w:szCs w:val="22"/>
+        </w:rPr>
+        <w:t>equal senior authorship</w:t>
+      </w:r>
+      <w:r>
+        <w:rPr>
+          <w:rFonts w:ascii="Georgia" w:eastAsia="Batang" w:hAnsi="Georgia"/>
+          <w:i/>
+          <w:spacing w:val="-6"/>
+          <w:sz w:val="18"/>
+          <w:szCs w:val="22"/>
+        </w:rPr>
+        <w:t>)</w:t>
+      </w:r>
+    </w:p>
+    <w:p>
+      <w:pPr>
+        <w:tabs>
+          <w:tab w:val="left" w:pos="720"/>
+          <w:tab w:val="left" w:pos="1440"/>
+          <w:tab w:val="right" w:pos="10080"/>
+        </w:tabs>
+        <w:spacing w:line="276" w:lineRule="auto"/>
+        <w:rPr>
+          <w:rFonts w:ascii="Georgia" w:hAnsi="Georgia"/>
+          <w:b/>
+          <w:smallCaps/>
+          <w:spacing w:val="-6"/>
+          <w:sz w:val="14"/>
+          <w:szCs w:val="14"/>
+        </w:rPr>
+      </w:pPr>
+    </w:p>
+    <w:p>
+      <w:pPr>
+        <w:tabs>
+          <w:tab w:val="left" w:pos="720"/>
+          <w:tab w:val="right" w:pos="10080"/>
+        </w:tabs>
+        <w:spacing w:line="276" w:lineRule="auto"/>
+        <w:rPr>
+          <w:rFonts w:ascii="Georgia" w:eastAsia="Batang" w:hAnsi="Georgia"/>
+          <w:iCs/>
+          <w:spacing w:val="-6"/>
+          <w:sz w:val="21"/>
+          <w:szCs w:val="28"/>
+        </w:rPr>
+      </w:pPr>
+      <w:r>
+        <w:rPr>
+          <w:rFonts w:ascii="Georgia" w:eastAsia="Batang" w:hAnsi="Georgia"/>
+          <w:iCs/>
+          <w:spacing w:val="-6"/>
+          <w:sz w:val="21"/>
+          <w:szCs w:val="28"/>
+        </w:rPr>
         <w:t>d2: Improved Techniques for Training Reasoning Diffusion Language Models</w:t>
       </w:r>
       <w:r>
@@ -1571,7 +1852,7 @@
         </w:rPr>
         <w:tab/>
       </w:r>
-      <w:hyperlink r:id="rId13" w:history="1">
+      <w:hyperlink r:id="rId14" w:history="1">
         <w:r>
           <w:rPr>
             <w:rStyle w:val="Hyperlink"/>
@@ -1615,25 +1896,7 @@
           <w:spacing w:val="-6"/>
           <w:sz w:val="20"/>
         </w:rPr>
-        <w:t>,</w:t>
-      </w:r>
-      <w:r>
-        <w:rPr>
-          <w:rFonts w:ascii="Georgia" w:eastAsia="Batang" w:hAnsi="Georgia"/>
-          <w:i/>
-          <w:spacing w:val="-6"/>
-          <w:sz w:val="20"/>
-        </w:rPr>
-        <w:t xml:space="preserve"> Gilad Turok,</w:t>
-      </w:r>
-      <w:r>
-        <w:rPr>
-          <w:rFonts w:ascii="Georgia" w:eastAsia="Batang" w:hAnsi="Georgia"/>
-          <w:i/>
-          <w:spacing w:val="-6"/>
-          <w:sz w:val="20"/>
-        </w:rPr>
-        <w:t xml:space="preserve"> </w:t>
+        <w:t xml:space="preserve">, Gilad Turok, </w:t>
       </w:r>
       <w:r>
         <w:rPr>
@@ -1700,7 +1963,9 @@
           <w:szCs w:val="14"/>
         </w:rPr>
       </w:pPr>
-    </w:p>
+      <w:bookmarkStart w:id="1" w:name="OLE_LINK1"/>
+    </w:p>
+    <w:bookmarkEnd w:id="1"/>
     <w:p>
       <w:pPr>
         <w:tabs>
@@ -1745,227 +2010,6 @@
           <w:szCs w:val="28"/>
         </w:rPr>
         <w:t>Efficient Training and Inference</w:t>
-      </w:r>
-      <w:r>
-        <w:rPr>
-          <w:rFonts w:ascii="Georgia" w:eastAsia="Batang" w:hAnsi="Georgia"/>
-          <w:iCs/>
-          <w:spacing w:val="-6"/>
-          <w:sz w:val="21"/>
-          <w:szCs w:val="28"/>
-        </w:rPr>
-        <w:tab/>
-      </w:r>
-      <w:hyperlink r:id="rId14" w:history="1">
-        <w:r>
-          <w:rPr>
-            <w:rStyle w:val="Hyperlink"/>
-            <w:rFonts w:ascii="Georgia" w:eastAsia="Batang" w:hAnsi="Georgia"/>
-            <w:spacing w:val="-6"/>
-            <w:sz w:val="21"/>
-            <w:szCs w:val="28"/>
-          </w:rPr>
-          <w:t>NeurIPS 2025</w:t>
-        </w:r>
-      </w:hyperlink>
-    </w:p>
-    <w:p>
-      <w:pPr>
-        <w:tabs>
-          <w:tab w:val="left" w:pos="720"/>
-          <w:tab w:val="right" w:pos="10080"/>
-        </w:tabs>
-        <w:spacing w:line="276" w:lineRule="auto"/>
-        <w:rPr>
-          <w:rFonts w:ascii="Georgia" w:eastAsia="Batang" w:hAnsi="Georgia"/>
-          <w:i/>
-          <w:spacing w:val="-6"/>
-          <w:sz w:val="20"/>
-        </w:rPr>
-      </w:pPr>
-      <w:r>
-        <w:rPr>
-          <w:rFonts w:ascii="Georgia" w:eastAsia="Batang" w:hAnsi="Georgia"/>
-          <w:i/>
-          <w:spacing w:val="-6"/>
-          <w:sz w:val="20"/>
-        </w:rPr>
-        <w:t>Marianne Arriola</w:t>
-      </w:r>
-      <w:r>
-        <w:rPr>
-          <w:rFonts w:ascii="Georgia" w:eastAsia="Batang" w:hAnsi="Georgia"/>
-          <w:i/>
-          <w:spacing w:val="-6"/>
-          <w:sz w:val="20"/>
-        </w:rPr>
-        <w:t xml:space="preserve">*, </w:t>
-      </w:r>
-      <w:r>
-        <w:rPr>
-          <w:rFonts w:ascii="Georgia" w:eastAsia="Batang" w:hAnsi="Georgia"/>
-          <w:b/>
-          <w:bCs/>
-          <w:i/>
-          <w:spacing w:val="-6"/>
-          <w:sz w:val="20"/>
-        </w:rPr>
-        <w:t>Yair Schiff</w:t>
-      </w:r>
-      <w:r>
-        <w:rPr>
-          <w:rFonts w:ascii="Georgia" w:eastAsia="Batang" w:hAnsi="Georgia"/>
-          <w:b/>
-          <w:bCs/>
-          <w:i/>
-          <w:spacing w:val="-6"/>
-          <w:sz w:val="20"/>
-        </w:rPr>
-        <w:t>*</w:t>
-      </w:r>
-      <w:r>
-        <w:rPr>
-          <w:rFonts w:ascii="Georgia" w:eastAsia="Batang" w:hAnsi="Georgia"/>
-          <w:i/>
-          <w:spacing w:val="-6"/>
-          <w:sz w:val="20"/>
-        </w:rPr>
-        <w:t>,</w:t>
-      </w:r>
-      <w:r>
-        <w:rPr>
-          <w:rFonts w:ascii="Georgia" w:eastAsia="Batang" w:hAnsi="Georgia"/>
-          <w:i/>
-          <w:spacing w:val="-6"/>
-          <w:sz w:val="20"/>
-        </w:rPr>
-        <w:t xml:space="preserve"> </w:t>
-      </w:r>
-      <w:r>
-        <w:rPr>
-          <w:rFonts w:ascii="Georgia" w:eastAsia="Batang" w:hAnsi="Georgia"/>
-          <w:i/>
-          <w:spacing w:val="-6"/>
-          <w:sz w:val="20"/>
-        </w:rPr>
-        <w:t>Hao Phung</w:t>
-      </w:r>
-      <w:r>
-        <w:rPr>
-          <w:rFonts w:ascii="Georgia" w:eastAsia="Batang" w:hAnsi="Georgia"/>
-          <w:i/>
-          <w:spacing w:val="-6"/>
-          <w:sz w:val="20"/>
-        </w:rPr>
-        <w:t>,</w:t>
-      </w:r>
-      <w:r>
-        <w:rPr>
-          <w:rFonts w:ascii="Georgia" w:eastAsia="Batang" w:hAnsi="Georgia"/>
-          <w:i/>
-          <w:spacing w:val="-6"/>
-          <w:sz w:val="20"/>
-        </w:rPr>
-        <w:t xml:space="preserve"> Aaron</w:t>
-      </w:r>
-      <w:r>
-        <w:rPr>
-          <w:rFonts w:ascii="Georgia" w:eastAsia="Batang" w:hAnsi="Georgia"/>
-          <w:i/>
-          <w:spacing w:val="-6"/>
-          <w:sz w:val="20"/>
-        </w:rPr>
-        <w:t xml:space="preserve"> </w:t>
-      </w:r>
-      <w:r>
-        <w:rPr>
-          <w:rFonts w:ascii="Georgia" w:eastAsia="Batang" w:hAnsi="Georgia"/>
-          <w:i/>
-          <w:spacing w:val="-6"/>
-          <w:sz w:val="20"/>
-        </w:rPr>
-        <w:t xml:space="preserve">Gokaslan, </w:t>
-      </w:r>
-      <w:r>
-        <w:rPr>
-          <w:rFonts w:ascii="Georgia" w:eastAsia="Batang" w:hAnsi="Georgia"/>
-          <w:i/>
-          <w:spacing w:val="-6"/>
-          <w:sz w:val="20"/>
-        </w:rPr>
-        <w:t>Volodymyr Kuleshov</w:t>
-      </w:r>
-      <w:r>
-        <w:rPr>
-          <w:rFonts w:ascii="Georgia" w:eastAsia="Batang" w:hAnsi="Georgia"/>
-          <w:i/>
-          <w:spacing w:val="-6"/>
-          <w:sz w:val="20"/>
-        </w:rPr>
-        <w:tab/>
-      </w:r>
-      <w:r>
-        <w:rPr>
-          <w:rFonts w:ascii="Georgia" w:eastAsia="Batang" w:hAnsi="Georgia"/>
-          <w:i/>
-          <w:spacing w:val="-6"/>
-          <w:sz w:val="18"/>
-          <w:szCs w:val="22"/>
-        </w:rPr>
-        <w:t>(*</w:t>
-      </w:r>
-      <w:r>
-        <w:rPr>
-          <w:rFonts w:ascii="Georgia" w:eastAsia="Batang" w:hAnsi="Georgia"/>
-          <w:i/>
-          <w:spacing w:val="-6"/>
-          <w:sz w:val="18"/>
-          <w:szCs w:val="22"/>
-        </w:rPr>
-        <w:t>equal contribution)</w:t>
-      </w:r>
-    </w:p>
-    <w:p>
-      <w:pPr>
-        <w:tabs>
-          <w:tab w:val="left" w:pos="720"/>
-          <w:tab w:val="left" w:pos="1440"/>
-          <w:tab w:val="right" w:pos="10080"/>
-        </w:tabs>
-        <w:spacing w:line="276" w:lineRule="auto"/>
-        <w:rPr>
-          <w:rFonts w:ascii="Georgia" w:hAnsi="Georgia"/>
-          <w:b/>
-          <w:smallCaps/>
-          <w:spacing w:val="-6"/>
-          <w:sz w:val="14"/>
-          <w:szCs w:val="14"/>
-        </w:rPr>
-      </w:pPr>
-    </w:p>
-    <w:p>
-      <w:pPr>
-        <w:tabs>
-          <w:tab w:val="left" w:pos="720"/>
-          <w:tab w:val="right" w:pos="10080"/>
-        </w:tabs>
-        <w:spacing w:line="276" w:lineRule="auto"/>
-        <w:rPr>
-          <w:rFonts w:ascii="Georgia" w:eastAsia="Batang" w:hAnsi="Georgia"/>
-          <w:spacing w:val="-6"/>
-          <w:sz w:val="21"/>
-          <w:szCs w:val="28"/>
-        </w:rPr>
-      </w:pPr>
-      <w:r>
-        <w:rPr>
-          <w:rFonts w:ascii="Georgia" w:eastAsia="Batang" w:hAnsi="Georgia"/>
-          <w:iCs/>
-          <w:spacing w:val="-6"/>
-          <w:sz w:val="21"/>
-          <w:szCs w:val="28"/>
-        </w:rPr>
-        <w:t>Remasking Discrete Diffusion Models with Inference-Time Scaling</w:t>
       </w:r>
       <w:r>
         <w:rPr>
@@ -2011,7 +2055,7 @@
           <w:spacing w:val="-6"/>
           <w:sz w:val="20"/>
         </w:rPr>
-        <w:t>Guanghan Wang</w:t>
+        <w:t>Marianne Arriola</w:t>
       </w:r>
       <w:r>
         <w:rPr>
@@ -2060,24 +2104,6 @@
           <w:spacing w:val="-6"/>
           <w:sz w:val="20"/>
         </w:rPr>
-        <w:t xml:space="preserve"> Subham</w:t>
-      </w:r>
-      <w:r>
-        <w:rPr>
-          <w:rFonts w:ascii="Georgia" w:eastAsia="Batang" w:hAnsi="Georgia"/>
-          <w:i/>
-          <w:spacing w:val="-6"/>
-          <w:sz w:val="20"/>
-        </w:rPr>
-        <w:t xml:space="preserve"> Sekhar Sahoo,</w:t>
-      </w:r>
-      <w:r>
-        <w:rPr>
-          <w:rFonts w:ascii="Georgia" w:eastAsia="Batang" w:hAnsi="Georgia"/>
-          <w:i/>
-          <w:spacing w:val="-6"/>
-          <w:sz w:val="20"/>
-        </w:rPr>
         <w:t xml:space="preserve"> </w:t>
       </w:r>
       <w:r>
@@ -2087,6 +2113,51 @@
           <w:spacing w:val="-6"/>
           <w:sz w:val="20"/>
         </w:rPr>
+        <w:t>Hao Phung</w:t>
+      </w:r>
+      <w:r>
+        <w:rPr>
+          <w:rFonts w:ascii="Georgia" w:eastAsia="Batang" w:hAnsi="Georgia"/>
+          <w:i/>
+          <w:spacing w:val="-6"/>
+          <w:sz w:val="20"/>
+        </w:rPr>
+        <w:t>,</w:t>
+      </w:r>
+      <w:r>
+        <w:rPr>
+          <w:rFonts w:ascii="Georgia" w:eastAsia="Batang" w:hAnsi="Georgia"/>
+          <w:i/>
+          <w:spacing w:val="-6"/>
+          <w:sz w:val="20"/>
+        </w:rPr>
+        <w:t xml:space="preserve"> Aaron</w:t>
+      </w:r>
+      <w:r>
+        <w:rPr>
+          <w:rFonts w:ascii="Georgia" w:eastAsia="Batang" w:hAnsi="Georgia"/>
+          <w:i/>
+          <w:spacing w:val="-6"/>
+          <w:sz w:val="20"/>
+        </w:rPr>
+        <w:t xml:space="preserve"> </w:t>
+      </w:r>
+      <w:r>
+        <w:rPr>
+          <w:rFonts w:ascii="Georgia" w:eastAsia="Batang" w:hAnsi="Georgia"/>
+          <w:i/>
+          <w:spacing w:val="-6"/>
+          <w:sz w:val="20"/>
+        </w:rPr>
+        <w:t xml:space="preserve">Gokaslan, </w:t>
+      </w:r>
+      <w:r>
+        <w:rPr>
+          <w:rFonts w:ascii="Georgia" w:eastAsia="Batang" w:hAnsi="Georgia"/>
+          <w:i/>
+          <w:spacing w:val="-6"/>
+          <w:sz w:val="20"/>
+        </w:rPr>
         <w:t>Volodymyr Kuleshov</w:t>
       </w:r>
       <w:r>
@@ -2098,6 +2169,7 @@
         </w:rPr>
         <w:tab/>
       </w:r>
+      <w:bookmarkStart w:id="2" w:name="OLE_LINK2"/>
       <w:r>
         <w:rPr>
           <w:rFonts w:ascii="Georgia" w:eastAsia="Batang" w:hAnsi="Georgia"/>
@@ -2119,6 +2191,7 @@
         <w:t>equal contribution)</w:t>
       </w:r>
     </w:p>
+    <w:bookmarkEnd w:id="2"/>
     <w:p>
       <w:pPr>
         <w:tabs>
@@ -2146,6 +2219,200 @@
         <w:spacing w:line="276" w:lineRule="auto"/>
         <w:rPr>
           <w:rFonts w:ascii="Georgia" w:eastAsia="Batang" w:hAnsi="Georgia"/>
+          <w:spacing w:val="-6"/>
+          <w:sz w:val="21"/>
+          <w:szCs w:val="28"/>
+        </w:rPr>
+      </w:pPr>
+      <w:r>
+        <w:rPr>
+          <w:rFonts w:ascii="Georgia" w:eastAsia="Batang" w:hAnsi="Georgia"/>
+          <w:iCs/>
+          <w:spacing w:val="-6"/>
+          <w:sz w:val="21"/>
+          <w:szCs w:val="28"/>
+        </w:rPr>
+        <w:t>Remasking Discrete Diffusion Models with Inference-Time Scaling</w:t>
+      </w:r>
+      <w:r>
+        <w:rPr>
+          <w:rFonts w:ascii="Georgia" w:eastAsia="Batang" w:hAnsi="Georgia"/>
+          <w:iCs/>
+          <w:spacing w:val="-6"/>
+          <w:sz w:val="21"/>
+          <w:szCs w:val="28"/>
+        </w:rPr>
+        <w:tab/>
+      </w:r>
+      <w:hyperlink r:id="rId16" w:history="1">
+        <w:r>
+          <w:rPr>
+            <w:rStyle w:val="Hyperlink"/>
+            <w:rFonts w:ascii="Georgia" w:eastAsia="Batang" w:hAnsi="Georgia"/>
+            <w:spacing w:val="-6"/>
+            <w:sz w:val="21"/>
+            <w:szCs w:val="28"/>
+          </w:rPr>
+          <w:t>NeurIPS 2025</w:t>
+        </w:r>
+      </w:hyperlink>
+    </w:p>
+    <w:p>
+      <w:pPr>
+        <w:tabs>
+          <w:tab w:val="left" w:pos="720"/>
+          <w:tab w:val="right" w:pos="10080"/>
+        </w:tabs>
+        <w:spacing w:line="276" w:lineRule="auto"/>
+        <w:rPr>
+          <w:rFonts w:ascii="Georgia" w:eastAsia="Batang" w:hAnsi="Georgia"/>
+          <w:i/>
+          <w:spacing w:val="-6"/>
+          <w:sz w:val="20"/>
+        </w:rPr>
+      </w:pPr>
+      <w:r>
+        <w:rPr>
+          <w:rFonts w:ascii="Georgia" w:eastAsia="Batang" w:hAnsi="Georgia"/>
+          <w:i/>
+          <w:spacing w:val="-6"/>
+          <w:sz w:val="20"/>
+        </w:rPr>
+        <w:t>Guanghan Wang</w:t>
+      </w:r>
+      <w:r>
+        <w:rPr>
+          <w:rFonts w:ascii="Georgia" w:eastAsia="Batang" w:hAnsi="Georgia"/>
+          <w:i/>
+          <w:spacing w:val="-6"/>
+          <w:sz w:val="20"/>
+        </w:rPr>
+        <w:t xml:space="preserve">*, </w:t>
+      </w:r>
+      <w:r>
+        <w:rPr>
+          <w:rFonts w:ascii="Georgia" w:eastAsia="Batang" w:hAnsi="Georgia"/>
+          <w:b/>
+          <w:bCs/>
+          <w:i/>
+          <w:spacing w:val="-6"/>
+          <w:sz w:val="20"/>
+        </w:rPr>
+        <w:t>Yair Schiff</w:t>
+      </w:r>
+      <w:r>
+        <w:rPr>
+          <w:rFonts w:ascii="Georgia" w:eastAsia="Batang" w:hAnsi="Georgia"/>
+          <w:b/>
+          <w:bCs/>
+          <w:i/>
+          <w:spacing w:val="-6"/>
+          <w:sz w:val="20"/>
+        </w:rPr>
+        <w:t>*</w:t>
+      </w:r>
+      <w:r>
+        <w:rPr>
+          <w:rFonts w:ascii="Georgia" w:eastAsia="Batang" w:hAnsi="Georgia"/>
+          <w:i/>
+          <w:spacing w:val="-6"/>
+          <w:sz w:val="20"/>
+        </w:rPr>
+        <w:t>,</w:t>
+      </w:r>
+      <w:r>
+        <w:rPr>
+          <w:rFonts w:ascii="Georgia" w:eastAsia="Batang" w:hAnsi="Georgia"/>
+          <w:i/>
+          <w:spacing w:val="-6"/>
+          <w:sz w:val="20"/>
+        </w:rPr>
+        <w:t xml:space="preserve"> Subham</w:t>
+      </w:r>
+      <w:r>
+        <w:rPr>
+          <w:rFonts w:ascii="Georgia" w:eastAsia="Batang" w:hAnsi="Georgia"/>
+          <w:i/>
+          <w:spacing w:val="-6"/>
+          <w:sz w:val="20"/>
+        </w:rPr>
+        <w:t xml:space="preserve"> Sekhar Sahoo,</w:t>
+      </w:r>
+      <w:r>
+        <w:rPr>
+          <w:rFonts w:ascii="Georgia" w:eastAsia="Batang" w:hAnsi="Georgia"/>
+          <w:i/>
+          <w:spacing w:val="-6"/>
+          <w:sz w:val="20"/>
+        </w:rPr>
+        <w:t xml:space="preserve"> </w:t>
+      </w:r>
+      <w:r>
+        <w:rPr>
+          <w:rFonts w:ascii="Georgia" w:eastAsia="Batang" w:hAnsi="Georgia"/>
+          <w:i/>
+          <w:spacing w:val="-6"/>
+          <w:sz w:val="20"/>
+        </w:rPr>
+        <w:t>Volodymyr Kuleshov</w:t>
+      </w:r>
+      <w:r>
+        <w:rPr>
+          <w:rFonts w:ascii="Georgia" w:eastAsia="Batang" w:hAnsi="Georgia"/>
+          <w:i/>
+          <w:spacing w:val="-6"/>
+          <w:sz w:val="20"/>
+        </w:rPr>
+        <w:tab/>
+      </w:r>
+      <w:r>
+        <w:rPr>
+          <w:rFonts w:ascii="Georgia" w:eastAsia="Batang" w:hAnsi="Georgia"/>
+          <w:i/>
+          <w:spacing w:val="-6"/>
+          <w:sz w:val="18"/>
+          <w:szCs w:val="22"/>
+        </w:rPr>
+        <w:t>(*</w:t>
+      </w:r>
+      <w:r>
+        <w:rPr>
+          <w:rFonts w:ascii="Georgia" w:eastAsia="Batang" w:hAnsi="Georgia"/>
+          <w:i/>
+          <w:spacing w:val="-6"/>
+          <w:sz w:val="18"/>
+          <w:szCs w:val="22"/>
+        </w:rPr>
+        <w:t>equal contribution)</w:t>
+      </w:r>
+    </w:p>
+    <w:p>
+      <w:pPr>
+        <w:tabs>
+          <w:tab w:val="left" w:pos="720"/>
+          <w:tab w:val="left" w:pos="1440"/>
+          <w:tab w:val="right" w:pos="10080"/>
+        </w:tabs>
+        <w:spacing w:line="276" w:lineRule="auto"/>
+        <w:rPr>
+          <w:rFonts w:ascii="Georgia" w:hAnsi="Georgia"/>
+          <w:b/>
+          <w:smallCaps/>
+          <w:spacing w:val="-6"/>
+          <w:sz w:val="14"/>
+          <w:szCs w:val="14"/>
+        </w:rPr>
+      </w:pPr>
+    </w:p>
+    <w:p>
+      <w:pPr>
+        <w:tabs>
+          <w:tab w:val="left" w:pos="720"/>
+          <w:tab w:val="right" w:pos="10080"/>
+        </w:tabs>
+        <w:spacing w:line="276" w:lineRule="auto"/>
+        <w:rPr>
+          <w:rFonts w:ascii="Georgia" w:eastAsia="Batang" w:hAnsi="Georgia"/>
           <w:iCs/>
           <w:spacing w:val="-6"/>
           <w:sz w:val="21"/>
@@ -2172,7 +2439,7 @@
         </w:rPr>
         <w:tab/>
       </w:r>
-      <w:hyperlink r:id="rId16" w:history="1">
+      <w:hyperlink r:id="rId17" w:history="1">
         <w:r>
           <w:rPr>
             <w:rStyle w:val="Hyperlink"/>
@@ -2332,7 +2599,7 @@
         </w:rPr>
         <w:tab/>
       </w:r>
-      <w:hyperlink r:id="rId17" w:history="1">
+      <w:hyperlink r:id="rId18" w:history="1">
         <w:r>
           <w:rPr>
             <w:rStyle w:val="Hyperlink"/>
@@ -2555,19 +2822,36 @@
         <w:spacing w:line="276" w:lineRule="auto"/>
         <w:rPr>
           <w:rFonts w:ascii="Georgia" w:eastAsia="Batang" w:hAnsi="Georgia"/>
-          <w:spacing w:val="-6"/>
-          <w:sz w:val="21"/>
-          <w:szCs w:val="28"/>
-        </w:rPr>
-      </w:pPr>
-      <w:r>
-        <w:rPr>
-          <w:rFonts w:ascii="Georgia" w:eastAsia="Batang" w:hAnsi="Georgia"/>
-          <w:iCs/>
-          <w:spacing w:val="-6"/>
-          <w:sz w:val="21"/>
-          <w:szCs w:val="28"/>
-        </w:rPr>
+          <w:iCs/>
+          <w:spacing w:val="-6"/>
+          <w:sz w:val="21"/>
+          <w:szCs w:val="28"/>
+        </w:rPr>
+      </w:pPr>
+    </w:p>
+    <w:p>
+      <w:pPr>
+        <w:tabs>
+          <w:tab w:val="left" w:pos="720"/>
+          <w:tab w:val="right" w:pos="10080"/>
+        </w:tabs>
+        <w:spacing w:line="276" w:lineRule="auto"/>
+        <w:rPr>
+          <w:rFonts w:ascii="Georgia" w:eastAsia="Batang" w:hAnsi="Georgia"/>
+          <w:spacing w:val="-6"/>
+          <w:sz w:val="21"/>
+          <w:szCs w:val="28"/>
+        </w:rPr>
+      </w:pPr>
+      <w:r>
+        <w:rPr>
+          <w:rFonts w:ascii="Georgia" w:eastAsia="Batang" w:hAnsi="Georgia"/>
+          <w:iCs/>
+          <w:spacing w:val="-6"/>
+          <w:sz w:val="21"/>
+          <w:szCs w:val="28"/>
+        </w:rPr>
+        <w:lastRenderedPageBreak/>
         <w:t>Simple and Effective Masked Diffusion Language Models</w:t>
       </w:r>
       <w:r>
@@ -2580,7 +2864,7 @@
         </w:rPr>
         <w:tab/>
       </w:r>
-      <w:hyperlink r:id="rId18" w:history="1">
+      <w:hyperlink r:id="rId19" w:history="1">
         <w:r>
           <w:rPr>
             <w:rStyle w:val="Hyperlink"/>
@@ -2715,7 +2999,7 @@
         </w:rPr>
         <w:tab/>
       </w:r>
-      <w:hyperlink r:id="rId19" w:history="1">
+      <w:hyperlink r:id="rId20" w:history="1">
         <w:r>
           <w:rPr>
             <w:rStyle w:val="Hyperlink"/>
@@ -2750,7 +3034,6 @@
           <w:spacing w:val="-6"/>
           <w:sz w:val="20"/>
         </w:rPr>
-        <w:lastRenderedPageBreak/>
         <w:t xml:space="preserve">Brian Belgodere, Pierre Dognin, Adam Ivankay, Igor Melnyk, Youssef Mroueh, </w:t>
       </w:r>
     </w:p>
@@ -2875,7 +3158,7 @@
         </w:rPr>
         <w:tab/>
       </w:r>
-      <w:hyperlink r:id="rId20" w:history="1">
+      <w:hyperlink r:id="rId21" w:history="1">
         <w:r>
           <w:rPr>
             <w:rStyle w:val="Hyperlink"/>
@@ -3020,7 +3303,7 @@
         </w:rPr>
         <w:tab/>
       </w:r>
-      <w:hyperlink r:id="rId21" w:history="1">
+      <w:hyperlink r:id="rId22" w:history="1">
         <w:r>
           <w:rPr>
             <w:rStyle w:val="Hyperlink"/>
@@ -3135,200 +3418,6 @@
           <w:szCs w:val="28"/>
         </w:rPr>
         <w:t>InfoDiffusion: Representation Learning</w:t>
-      </w:r>
-      <w:r>
-        <w:rPr>
-          <w:rFonts w:ascii="Georgia" w:eastAsia="Batang" w:hAnsi="Georgia"/>
-          <w:iCs/>
-          <w:spacing w:val="-6"/>
-          <w:sz w:val="21"/>
-          <w:szCs w:val="28"/>
-        </w:rPr>
-        <w:tab/>
-      </w:r>
-      <w:hyperlink r:id="rId22" w:history="1">
-        <w:r>
-          <w:rPr>
-            <w:rStyle w:val="Hyperlink"/>
-            <w:rFonts w:ascii="Georgia" w:eastAsia="Batang" w:hAnsi="Georgia"/>
-            <w:iCs/>
-            <w:spacing w:val="-6"/>
-            <w:sz w:val="21"/>
-            <w:szCs w:val="28"/>
-          </w:rPr>
-          <w:t>ICML 2023</w:t>
-        </w:r>
-      </w:hyperlink>
-    </w:p>
-    <w:p>
-      <w:pPr>
-        <w:tabs>
-          <w:tab w:val="left" w:pos="720"/>
-          <w:tab w:val="right" w:pos="10080"/>
-        </w:tabs>
-        <w:spacing w:line="276" w:lineRule="auto"/>
-        <w:rPr>
-          <w:rFonts w:ascii="Georgia" w:eastAsia="Batang" w:hAnsi="Georgia"/>
-          <w:spacing w:val="-6"/>
-          <w:sz w:val="21"/>
-          <w:szCs w:val="28"/>
-        </w:rPr>
-      </w:pPr>
-      <w:r>
-        <w:rPr>
-          <w:rFonts w:ascii="Georgia" w:eastAsia="Batang" w:hAnsi="Georgia"/>
-          <w:iCs/>
-          <w:spacing w:val="-6"/>
-          <w:sz w:val="21"/>
-          <w:szCs w:val="28"/>
-        </w:rPr>
-        <w:t>Using Information Maximizing Diffusion Models</w:t>
-      </w:r>
-      <w:r>
-        <w:rPr>
-          <w:rFonts w:ascii="Georgia" w:eastAsia="Batang" w:hAnsi="Georgia"/>
-          <w:iCs/>
-          <w:spacing w:val="-6"/>
-          <w:sz w:val="21"/>
-          <w:szCs w:val="28"/>
-        </w:rPr>
-        <w:tab/>
-      </w:r>
-    </w:p>
-    <w:p>
-      <w:pPr>
-        <w:tabs>
-          <w:tab w:val="left" w:pos="720"/>
-          <w:tab w:val="right" w:pos="10080"/>
-        </w:tabs>
-        <w:spacing w:line="276" w:lineRule="auto"/>
-        <w:rPr>
-          <w:rFonts w:ascii="Georgia" w:eastAsia="Batang" w:hAnsi="Georgia"/>
-          <w:i/>
-          <w:spacing w:val="-6"/>
-          <w:sz w:val="20"/>
-          <w:szCs w:val="20"/>
-        </w:rPr>
-      </w:pPr>
-      <w:r>
-        <w:rPr>
-          <w:rFonts w:ascii="Georgia" w:eastAsia="Batang" w:hAnsi="Georgia"/>
-          <w:i/>
-          <w:spacing w:val="-6"/>
-          <w:sz w:val="20"/>
-          <w:szCs w:val="20"/>
-        </w:rPr>
-        <w:t xml:space="preserve">Yingheng Wang, </w:t>
-      </w:r>
-      <w:r>
-        <w:rPr>
-          <w:rFonts w:ascii="Georgia" w:eastAsia="Batang" w:hAnsi="Georgia"/>
-          <w:b/>
-          <w:bCs/>
-          <w:i/>
-          <w:spacing w:val="-6"/>
-          <w:sz w:val="20"/>
-          <w:szCs w:val="20"/>
-        </w:rPr>
-        <w:t>Yair Schiff</w:t>
-      </w:r>
-      <w:r>
-        <w:rPr>
-          <w:rFonts w:ascii="Georgia" w:eastAsia="Batang" w:hAnsi="Georgia"/>
-          <w:i/>
-          <w:spacing w:val="-6"/>
-          <w:sz w:val="20"/>
-          <w:szCs w:val="20"/>
-        </w:rPr>
-        <w:t>, Aaron Gokaslan, Weishen Pan,</w:t>
-      </w:r>
-      <w:r>
-        <w:rPr>
-          <w:rFonts w:ascii="Georgia" w:eastAsia="Batang" w:hAnsi="Georgia"/>
-          <w:i/>
-          <w:spacing w:val="-6"/>
-          <w:sz w:val="20"/>
-          <w:szCs w:val="20"/>
-        </w:rPr>
-        <w:t xml:space="preserve"> </w:t>
-      </w:r>
-      <w:r>
-        <w:rPr>
-          <w:rFonts w:ascii="Georgia" w:eastAsia="Batang" w:hAnsi="Georgia"/>
-          <w:i/>
-          <w:spacing w:val="-6"/>
-          <w:sz w:val="20"/>
-          <w:szCs w:val="20"/>
-        </w:rPr>
-        <w:t>Fei Wang,</w:t>
-      </w:r>
-    </w:p>
-    <w:p>
-      <w:pPr>
-        <w:tabs>
-          <w:tab w:val="left" w:pos="720"/>
-          <w:tab w:val="right" w:pos="10080"/>
-        </w:tabs>
-        <w:spacing w:line="276" w:lineRule="auto"/>
-        <w:rPr>
-          <w:rFonts w:ascii="Georgia" w:eastAsia="Batang" w:hAnsi="Georgia"/>
-          <w:i/>
-          <w:spacing w:val="-6"/>
-          <w:sz w:val="20"/>
-          <w:szCs w:val="20"/>
-        </w:rPr>
-      </w:pPr>
-      <w:r>
-        <w:rPr>
-          <w:rFonts w:ascii="Georgia" w:eastAsia="Batang" w:hAnsi="Georgia"/>
-          <w:i/>
-          <w:spacing w:val="-6"/>
-          <w:sz w:val="20"/>
-          <w:szCs w:val="20"/>
-        </w:rPr>
-        <w:t xml:space="preserve"> Christopher De Sa, Volodymyr Kuleshov</w:t>
-      </w:r>
-    </w:p>
-    <w:p>
-      <w:pPr>
-        <w:tabs>
-          <w:tab w:val="left" w:pos="720"/>
-          <w:tab w:val="right" w:pos="10080"/>
-        </w:tabs>
-        <w:spacing w:line="276" w:lineRule="auto"/>
-        <w:rPr>
-          <w:rFonts w:ascii="Georgia" w:eastAsia="Batang" w:hAnsi="Georgia"/>
-          <w:iCs/>
-          <w:spacing w:val="-6"/>
-          <w:sz w:val="14"/>
-          <w:szCs w:val="14"/>
-        </w:rPr>
-      </w:pPr>
-    </w:p>
-    <w:p>
-      <w:pPr>
-        <w:tabs>
-          <w:tab w:val="left" w:pos="720"/>
-          <w:tab w:val="right" w:pos="10080"/>
-        </w:tabs>
-        <w:spacing w:line="276" w:lineRule="auto"/>
-        <w:rPr>
-          <w:rFonts w:ascii="Georgia" w:eastAsia="Batang" w:hAnsi="Georgia"/>
-          <w:iCs/>
-          <w:spacing w:val="-6"/>
-          <w:sz w:val="21"/>
-          <w:szCs w:val="28"/>
-        </w:rPr>
-      </w:pPr>
-      <w:r>
-        <w:rPr>
-          <w:rFonts w:ascii="Georgia" w:eastAsia="Batang" w:hAnsi="Georgia"/>
-          <w:iCs/>
-          <w:spacing w:val="-6"/>
-          <w:sz w:val="21"/>
-          <w:szCs w:val="28"/>
-        </w:rPr>
-        <w:t>Semi-Autoregressive Energy Flows: Exploring Likelihood-Free</w:t>
       </w:r>
       <w:r>
         <w:rPr>
@@ -3376,7 +3465,17 @@
           <w:sz w:val="21"/>
           <w:szCs w:val="28"/>
         </w:rPr>
-        <w:t>Training of Normalizing Flows</w:t>
+        <w:t>Using Information Maximizing Diffusion Models</w:t>
+      </w:r>
+      <w:r>
+        <w:rPr>
+          <w:rFonts w:ascii="Georgia" w:eastAsia="Batang" w:hAnsi="Georgia"/>
+          <w:iCs/>
+          <w:spacing w:val="-6"/>
+          <w:sz w:val="21"/>
+          <w:szCs w:val="28"/>
+        </w:rPr>
+        <w:tab/>
       </w:r>
     </w:p>
     <w:p>
@@ -3402,7 +3501,7 @@
           <w:sz w:val="20"/>
           <w:szCs w:val="20"/>
         </w:rPr>
-        <w:t xml:space="preserve">Phillip Si, Zeyi Chen, Subham Sekhar Sahoo, </w:t>
+        <w:t xml:space="preserve">Yingheng Wang, </w:t>
       </w:r>
       <w:r>
         <w:rPr>
@@ -3424,7 +3523,53 @@
           <w:sz w:val="20"/>
           <w:szCs w:val="20"/>
         </w:rPr>
-        <w:t>, Volodymyr Kuleshov</w:t>
+        <w:t>, Aaron Gokaslan, Weishen Pan,</w:t>
+      </w:r>
+      <w:r>
+        <w:rPr>
+          <w:rFonts w:ascii="Georgia" w:eastAsia="Batang" w:hAnsi="Georgia"/>
+          <w:i/>
+          <w:spacing w:val="-6"/>
+          <w:sz w:val="20"/>
+          <w:szCs w:val="20"/>
+        </w:rPr>
+        <w:t xml:space="preserve"> </w:t>
+      </w:r>
+      <w:r>
+        <w:rPr>
+          <w:rFonts w:ascii="Georgia" w:eastAsia="Batang" w:hAnsi="Georgia"/>
+          <w:i/>
+          <w:spacing w:val="-6"/>
+          <w:sz w:val="20"/>
+          <w:szCs w:val="20"/>
+        </w:rPr>
+        <w:t>Fei Wang,</w:t>
+      </w:r>
+    </w:p>
+    <w:p>
+      <w:pPr>
+        <w:tabs>
+          <w:tab w:val="left" w:pos="720"/>
+          <w:tab w:val="right" w:pos="10080"/>
+        </w:tabs>
+        <w:spacing w:line="276" w:lineRule="auto"/>
+        <w:rPr>
+          <w:rFonts w:ascii="Georgia" w:eastAsia="Batang" w:hAnsi="Georgia"/>
+          <w:i/>
+          <w:spacing w:val="-6"/>
+          <w:sz w:val="20"/>
+          <w:szCs w:val="20"/>
+        </w:rPr>
+      </w:pPr>
+      <w:r>
+        <w:rPr>
+          <w:rFonts w:ascii="Georgia" w:eastAsia="Batang" w:hAnsi="Georgia"/>
+          <w:i/>
+          <w:spacing w:val="-6"/>
+          <w:sz w:val="20"/>
+          <w:szCs w:val="20"/>
+        </w:rPr>
+        <w:t xml:space="preserve"> Christopher De Sa, Volodymyr Kuleshov</w:t>
       </w:r>
     </w:p>
     <w:p>
@@ -3466,7 +3611,7 @@
           <w:sz w:val="21"/>
           <w:szCs w:val="28"/>
         </w:rPr>
-        <w:t>Learning with Stochastic Orders</w:t>
+        <w:t>Semi-Autoregressive Energy Flows: Exploring Likelihood-Free</w:t>
       </w:r>
       <w:r>
         <w:rPr>
@@ -3488,7 +3633,7 @@
             <w:sz w:val="21"/>
             <w:szCs w:val="28"/>
           </w:rPr>
-          <w:t>ICLR 2023</w:t>
+          <w:t>ICML 2023</w:t>
         </w:r>
       </w:hyperlink>
     </w:p>
@@ -3501,13 +3646,29 @@
         <w:spacing w:line="276" w:lineRule="auto"/>
         <w:rPr>
           <w:rFonts w:ascii="Georgia" w:eastAsia="Batang" w:hAnsi="Georgia"/>
-          <w:i/>
-          <w:spacing w:val="-6"/>
-          <w:sz w:val="21"/>
-          <w:szCs w:val="28"/>
-        </w:rPr>
-      </w:pPr>
-      <w:r>
+          <w:spacing w:val="-6"/>
+          <w:sz w:val="21"/>
+          <w:szCs w:val="28"/>
+        </w:rPr>
+      </w:pPr>
+      <w:r>
+        <w:rPr>
+          <w:rFonts w:ascii="Georgia" w:eastAsia="Batang" w:hAnsi="Georgia"/>
+          <w:iCs/>
+          <w:spacing w:val="-6"/>
+          <w:sz w:val="21"/>
+          <w:szCs w:val="28"/>
+        </w:rPr>
+        <w:t>Training of Normalizing Flows</w:t>
+      </w:r>
+    </w:p>
+    <w:p>
+      <w:pPr>
+        <w:tabs>
+          <w:tab w:val="left" w:pos="720"/>
+          <w:tab w:val="right" w:pos="10080"/>
+        </w:tabs>
+        <w:spacing w:line="276" w:lineRule="auto"/>
         <w:rPr>
           <w:rFonts w:ascii="Georgia" w:eastAsia="Batang" w:hAnsi="Georgia"/>
           <w:i/>
@@ -3515,7 +3676,16 @@
           <w:sz w:val="20"/>
           <w:szCs w:val="20"/>
         </w:rPr>
-        <w:t xml:space="preserve">Carles Domingo-Enrich, </w:t>
+      </w:pPr>
+      <w:r>
+        <w:rPr>
+          <w:rFonts w:ascii="Georgia" w:eastAsia="Batang" w:hAnsi="Georgia"/>
+          <w:i/>
+          <w:spacing w:val="-6"/>
+          <w:sz w:val="20"/>
+          <w:szCs w:val="20"/>
+        </w:rPr>
+        <w:t xml:space="preserve">Phillip Si, Zeyi Chen, Subham Sekhar Sahoo, </w:t>
       </w:r>
       <w:r>
         <w:rPr>
@@ -3537,57 +3707,7 @@
           <w:sz w:val="20"/>
           <w:szCs w:val="20"/>
         </w:rPr>
-        <w:t>, Youssef Mroueh</w:t>
-      </w:r>
-      <w:r>
-        <w:rPr>
-          <w:rFonts w:ascii="Georgia" w:eastAsia="Batang" w:hAnsi="Georgia"/>
-          <w:iCs/>
-          <w:spacing w:val="-6"/>
-          <w:sz w:val="21"/>
-          <w:szCs w:val="28"/>
-        </w:rPr>
-        <w:tab/>
-      </w:r>
-      <w:r>
-        <w:rPr>
-          <w:rFonts w:ascii="Georgia" w:eastAsia="Batang" w:hAnsi="Georgia"/>
-          <w:i/>
-          <w:spacing w:val="-6"/>
-          <w:sz w:val="21"/>
-          <w:szCs w:val="28"/>
-        </w:rPr>
-        <w:t>(</w:t>
-      </w:r>
-      <w:r>
-        <w:rPr>
-          <w:rFonts w:ascii="Georgia" w:eastAsia="Batang" w:hAnsi="Georgia"/>
-          <w:i/>
-          <w:spacing w:val="-6"/>
-          <w:sz w:val="18"/>
-          <w:szCs w:val="22"/>
-        </w:rPr>
-        <w:t>Notable Top 25%</w:t>
-      </w:r>
-      <w:r>
-        <w:rPr>
-          <w:rFonts w:ascii="Georgia" w:eastAsia="Batang" w:hAnsi="Georgia"/>
-          <w:i/>
-          <w:spacing w:val="-6"/>
-          <w:sz w:val="18"/>
-          <w:szCs w:val="22"/>
-        </w:rPr>
-        <w:t xml:space="preserve"> acceptance</w:t>
-      </w:r>
-      <w:r>
-        <w:rPr>
-          <w:rFonts w:ascii="Georgia" w:eastAsia="Batang" w:hAnsi="Georgia"/>
-          <w:i/>
-          <w:spacing w:val="-6"/>
-          <w:sz w:val="18"/>
-          <w:szCs w:val="22"/>
-        </w:rPr>
-        <w:t>)</w:t>
+        <w:t>, Volodymyr Kuleshov</w:t>
       </w:r>
     </w:p>
     <w:p>
@@ -3615,20 +3735,21 @@
         <w:spacing w:line="276" w:lineRule="auto"/>
         <w:rPr>
           <w:rFonts w:ascii="Georgia" w:eastAsia="Batang" w:hAnsi="Georgia"/>
-          <w:spacing w:val="-6"/>
-          <w:sz w:val="21"/>
-          <w:szCs w:val="28"/>
-        </w:rPr>
-      </w:pPr>
-      <w:r>
-        <w:rPr>
-          <w:rFonts w:ascii="Georgia" w:eastAsia="Batang" w:hAnsi="Georgia"/>
-          <w:iCs/>
-          <w:spacing w:val="-6"/>
-          <w:sz w:val="21"/>
-          <w:szCs w:val="28"/>
-        </w:rPr>
-        <w:t>Semi-Parametric Inducing Point Networks and Neural Processes</w:t>
+          <w:iCs/>
+          <w:spacing w:val="-6"/>
+          <w:sz w:val="21"/>
+          <w:szCs w:val="28"/>
+        </w:rPr>
+      </w:pPr>
+      <w:r>
+        <w:rPr>
+          <w:rFonts w:ascii="Georgia" w:eastAsia="Batang" w:hAnsi="Georgia"/>
+          <w:iCs/>
+          <w:spacing w:val="-6"/>
+          <w:sz w:val="21"/>
+          <w:szCs w:val="28"/>
+        </w:rPr>
+        <w:t>Learning with Stochastic Orders</w:t>
       </w:r>
       <w:r>
         <w:rPr>
@@ -3665,19 +3786,19 @@
           <w:rFonts w:ascii="Georgia" w:eastAsia="Batang" w:hAnsi="Georgia"/>
           <w:i/>
           <w:spacing w:val="-6"/>
+          <w:sz w:val="21"/>
+          <w:szCs w:val="28"/>
+        </w:rPr>
+      </w:pPr>
+      <w:r>
+        <w:rPr>
+          <w:rFonts w:ascii="Georgia" w:eastAsia="Batang" w:hAnsi="Georgia"/>
+          <w:i/>
+          <w:spacing w:val="-6"/>
           <w:sz w:val="20"/>
           <w:szCs w:val="20"/>
         </w:rPr>
-      </w:pPr>
-      <w:r>
-        <w:rPr>
-          <w:rFonts w:ascii="Georgia" w:eastAsia="Batang" w:hAnsi="Georgia"/>
-          <w:i/>
-          <w:spacing w:val="-6"/>
-          <w:sz w:val="20"/>
-          <w:szCs w:val="20"/>
-        </w:rPr>
-        <w:t xml:space="preserve">Richa Rastogi, </w:t>
+        <w:t xml:space="preserve">Carles Domingo-Enrich, </w:t>
       </w:r>
       <w:r>
         <w:rPr>
@@ -3699,43 +3820,57 @@
           <w:sz w:val="20"/>
           <w:szCs w:val="20"/>
         </w:rPr>
-        <w:t>, Alon Hacohen, Zhaozhi Li, Ian Lee, Yuntian Deng,</w:t>
-      </w:r>
-      <w:r>
-        <w:rPr>
-          <w:rFonts w:ascii="Georgia" w:eastAsia="Batang" w:hAnsi="Georgia"/>
-          <w:i/>
-          <w:spacing w:val="-6"/>
-          <w:sz w:val="20"/>
-          <w:szCs w:val="20"/>
+        <w:t>, Youssef Mroueh</w:t>
+      </w:r>
+      <w:r>
+        <w:rPr>
+          <w:rFonts w:ascii="Georgia" w:eastAsia="Batang" w:hAnsi="Georgia"/>
+          <w:iCs/>
+          <w:spacing w:val="-6"/>
+          <w:sz w:val="21"/>
+          <w:szCs w:val="28"/>
         </w:rPr>
         <w:tab/>
       </w:r>
-    </w:p>
-    <w:p>
-      <w:pPr>
-        <w:tabs>
-          <w:tab w:val="left" w:pos="720"/>
-          <w:tab w:val="right" w:pos="10080"/>
-        </w:tabs>
-        <w:spacing w:line="276" w:lineRule="auto"/>
-        <w:rPr>
-          <w:rFonts w:ascii="Georgia" w:eastAsia="Batang" w:hAnsi="Georgia"/>
-          <w:i/>
-          <w:spacing w:val="-6"/>
-          <w:sz w:val="20"/>
-          <w:szCs w:val="20"/>
-        </w:rPr>
-      </w:pPr>
-      <w:r>
-        <w:rPr>
-          <w:rFonts w:ascii="Georgia" w:eastAsia="Batang" w:hAnsi="Georgia"/>
-          <w:i/>
-          <w:spacing w:val="-6"/>
-          <w:sz w:val="20"/>
-          <w:szCs w:val="20"/>
-        </w:rPr>
-        <w:t>Mert R. Sabuncu, Volodymyr Kuleshov</w:t>
+      <w:r>
+        <w:rPr>
+          <w:rFonts w:ascii="Georgia" w:eastAsia="Batang" w:hAnsi="Georgia"/>
+          <w:i/>
+          <w:spacing w:val="-6"/>
+          <w:sz w:val="21"/>
+          <w:szCs w:val="28"/>
+        </w:rPr>
+        <w:t>(</w:t>
+      </w:r>
+      <w:r>
+        <w:rPr>
+          <w:rFonts w:ascii="Georgia" w:eastAsia="Batang" w:hAnsi="Georgia"/>
+          <w:i/>
+          <w:spacing w:val="-6"/>
+          <w:sz w:val="18"/>
+          <w:szCs w:val="22"/>
+        </w:rPr>
+        <w:t>Notable Top 25%</w:t>
+      </w:r>
+      <w:r>
+        <w:rPr>
+          <w:rFonts w:ascii="Georgia" w:eastAsia="Batang" w:hAnsi="Georgia"/>
+          <w:i/>
+          <w:spacing w:val="-6"/>
+          <w:sz w:val="18"/>
+          <w:szCs w:val="22"/>
+        </w:rPr>
+        <w:t xml:space="preserve"> acceptance</w:t>
+      </w:r>
+      <w:r>
+        <w:rPr>
+          <w:rFonts w:ascii="Georgia" w:eastAsia="Batang" w:hAnsi="Georgia"/>
+          <w:i/>
+          <w:spacing w:val="-6"/>
+          <w:sz w:val="18"/>
+          <w:szCs w:val="22"/>
+        </w:rPr>
+        <w:t>)</w:t>
       </w:r>
     </w:p>
     <w:p>
@@ -3765,6 +3900,154 @@
           <w:rFonts w:ascii="Georgia" w:eastAsia="Batang" w:hAnsi="Georgia"/>
           <w:spacing w:val="-6"/>
           <w:sz w:val="21"/>
+          <w:szCs w:val="28"/>
+        </w:rPr>
+      </w:pPr>
+      <w:r>
+        <w:rPr>
+          <w:rFonts w:ascii="Georgia" w:eastAsia="Batang" w:hAnsi="Georgia"/>
+          <w:iCs/>
+          <w:spacing w:val="-6"/>
+          <w:sz w:val="21"/>
+          <w:szCs w:val="28"/>
+        </w:rPr>
+        <w:t>Semi-Parametric Inducing Point Networks and Neural Processes</w:t>
+      </w:r>
+      <w:r>
+        <w:rPr>
+          <w:rFonts w:ascii="Georgia" w:eastAsia="Batang" w:hAnsi="Georgia"/>
+          <w:iCs/>
+          <w:spacing w:val="-6"/>
+          <w:sz w:val="21"/>
+          <w:szCs w:val="28"/>
+        </w:rPr>
+        <w:tab/>
+      </w:r>
+      <w:hyperlink r:id="rId26" w:history="1">
+        <w:r>
+          <w:rPr>
+            <w:rStyle w:val="Hyperlink"/>
+            <w:rFonts w:ascii="Georgia" w:eastAsia="Batang" w:hAnsi="Georgia"/>
+            <w:iCs/>
+            <w:spacing w:val="-6"/>
+            <w:sz w:val="21"/>
+            <w:szCs w:val="28"/>
+          </w:rPr>
+          <w:t>ICLR 2023</w:t>
+        </w:r>
+      </w:hyperlink>
+    </w:p>
+    <w:p>
+      <w:pPr>
+        <w:tabs>
+          <w:tab w:val="left" w:pos="720"/>
+          <w:tab w:val="right" w:pos="10080"/>
+        </w:tabs>
+        <w:spacing w:line="276" w:lineRule="auto"/>
+        <w:rPr>
+          <w:rFonts w:ascii="Georgia" w:eastAsia="Batang" w:hAnsi="Georgia"/>
+          <w:i/>
+          <w:spacing w:val="-6"/>
+          <w:sz w:val="20"/>
+          <w:szCs w:val="20"/>
+        </w:rPr>
+      </w:pPr>
+      <w:r>
+        <w:rPr>
+          <w:rFonts w:ascii="Georgia" w:eastAsia="Batang" w:hAnsi="Georgia"/>
+          <w:i/>
+          <w:spacing w:val="-6"/>
+          <w:sz w:val="20"/>
+          <w:szCs w:val="20"/>
+        </w:rPr>
+        <w:t xml:space="preserve">Richa Rastogi, </w:t>
+      </w:r>
+      <w:r>
+        <w:rPr>
+          <w:rFonts w:ascii="Georgia" w:eastAsia="Batang" w:hAnsi="Georgia"/>
+          <w:b/>
+          <w:bCs/>
+          <w:i/>
+          <w:spacing w:val="-6"/>
+          <w:sz w:val="20"/>
+          <w:szCs w:val="20"/>
+        </w:rPr>
+        <w:t>Yair Schiff</w:t>
+      </w:r>
+      <w:r>
+        <w:rPr>
+          <w:rFonts w:ascii="Georgia" w:eastAsia="Batang" w:hAnsi="Georgia"/>
+          <w:i/>
+          <w:spacing w:val="-6"/>
+          <w:sz w:val="20"/>
+          <w:szCs w:val="20"/>
+        </w:rPr>
+        <w:t>, Alon Hacohen, Zhaozhi Li, Ian Lee, Yuntian Deng,</w:t>
+      </w:r>
+      <w:r>
+        <w:rPr>
+          <w:rFonts w:ascii="Georgia" w:eastAsia="Batang" w:hAnsi="Georgia"/>
+          <w:i/>
+          <w:spacing w:val="-6"/>
+          <w:sz w:val="20"/>
+          <w:szCs w:val="20"/>
+        </w:rPr>
+        <w:tab/>
+      </w:r>
+    </w:p>
+    <w:p>
+      <w:pPr>
+        <w:tabs>
+          <w:tab w:val="left" w:pos="720"/>
+          <w:tab w:val="right" w:pos="10080"/>
+        </w:tabs>
+        <w:spacing w:line="276" w:lineRule="auto"/>
+        <w:rPr>
+          <w:rFonts w:ascii="Georgia" w:eastAsia="Batang" w:hAnsi="Georgia"/>
+          <w:i/>
+          <w:spacing w:val="-6"/>
+          <w:sz w:val="20"/>
+          <w:szCs w:val="20"/>
+        </w:rPr>
+      </w:pPr>
+      <w:r>
+        <w:rPr>
+          <w:rFonts w:ascii="Georgia" w:eastAsia="Batang" w:hAnsi="Georgia"/>
+          <w:i/>
+          <w:spacing w:val="-6"/>
+          <w:sz w:val="20"/>
+          <w:szCs w:val="20"/>
+        </w:rPr>
+        <w:t>Mert R. Sabuncu, Volodymyr Kuleshov</w:t>
+      </w:r>
+    </w:p>
+    <w:p>
+      <w:pPr>
+        <w:tabs>
+          <w:tab w:val="left" w:pos="720"/>
+          <w:tab w:val="right" w:pos="10080"/>
+        </w:tabs>
+        <w:spacing w:line="276" w:lineRule="auto"/>
+        <w:rPr>
+          <w:rFonts w:ascii="Georgia" w:eastAsia="Batang" w:hAnsi="Georgia"/>
+          <w:iCs/>
+          <w:spacing w:val="-6"/>
+          <w:sz w:val="14"/>
+          <w:szCs w:val="14"/>
+        </w:rPr>
+      </w:pPr>
+    </w:p>
+    <w:p>
+      <w:pPr>
+        <w:tabs>
+          <w:tab w:val="left" w:pos="720"/>
+          <w:tab w:val="right" w:pos="10080"/>
+        </w:tabs>
+        <w:spacing w:line="276" w:lineRule="auto"/>
+        <w:rPr>
+          <w:rFonts w:ascii="Georgia" w:eastAsia="Batang" w:hAnsi="Georgia"/>
+          <w:spacing w:val="-6"/>
+          <w:sz w:val="21"/>
           <w:szCs w:val="21"/>
         </w:rPr>
       </w:pPr>
@@ -3788,7 +4071,7 @@
         </w:rPr>
         <w:tab/>
       </w:r>
-      <w:hyperlink r:id="rId26" w:history="1">
+      <w:hyperlink r:id="rId27" w:history="1">
         <w:r>
           <w:rPr>
             <w:rStyle w:val="Hyperlink"/>
@@ -4050,7 +4333,7 @@
         </w:rPr>
         <w:tab/>
       </w:r>
-      <w:hyperlink r:id="rId27" w:history="1">
+      <w:hyperlink r:id="rId28" w:history="1">
         <w:r>
           <w:rPr>
             <w:rStyle w:val="Hyperlink"/>
@@ -4250,7 +4533,7 @@
         </w:rPr>
         <w:tab/>
       </w:r>
-      <w:hyperlink r:id="rId28" w:history="1">
+      <w:hyperlink r:id="rId29" w:history="1">
         <w:r>
           <w:rPr>
             <w:rStyle w:val="Hyperlink"/>
@@ -4558,7 +4841,7 @@
         </w:rPr>
         <w:tab/>
       </w:r>
-      <w:hyperlink r:id="rId29" w:history="1">
+      <w:hyperlink r:id="rId30" w:history="1">
         <w:r>
           <w:rPr>
             <w:rStyle w:val="Hyperlink"/>
@@ -4764,7 +5047,7 @@
         </w:rPr>
         <w:tab/>
       </w:r>
-      <w:hyperlink r:id="rId30" w:history="1">
+      <w:hyperlink r:id="rId31" w:history="1">
         <w:r>
           <w:rPr>
             <w:rStyle w:val="Hyperlink"/>
@@ -5146,6 +5429,7 @@
           <w:sz w:val="21"/>
           <w:szCs w:val="28"/>
         </w:rPr>
+        <w:lastRenderedPageBreak/>
         <w:t>Image Captioning as an Assistive Technology:</w:t>
       </w:r>
       <w:r>
@@ -5178,7 +5462,7 @@
         </w:rPr>
         <w:tab/>
       </w:r>
-      <w:hyperlink r:id="rId31" w:history="1">
+      <w:hyperlink r:id="rId32" w:history="1">
         <w:r>
           <w:rPr>
             <w:rStyle w:val="Hyperlink"/>
@@ -5707,7 +5991,6 @@
           <w:sz w:val="22"/>
           <w:szCs w:val="32"/>
         </w:rPr>
-        <w:lastRenderedPageBreak/>
         <w:t>Workshops</w:t>
       </w:r>
     </w:p>
@@ -5745,7 +6028,7 @@
         </w:rPr>
         <w:tab/>
       </w:r>
-      <w:hyperlink r:id="rId32" w:history="1">
+      <w:hyperlink r:id="rId33" w:history="1">
         <w:r>
           <w:rPr>
             <w:rStyle w:val="Hyperlink"/>
@@ -5810,7 +6093,7 @@
         </w:rPr>
         <w:tab/>
       </w:r>
-      <w:hyperlink r:id="rId33" w:history="1">
+      <w:hyperlink r:id="rId34" w:history="1">
         <w:r>
           <w:rPr>
             <w:rStyle w:val="Hyperlink"/>
@@ -5920,7 +6203,7 @@
         </w:rPr>
         <w:tab/>
       </w:r>
-      <w:hyperlink r:id="rId34" w:history="1">
+      <w:hyperlink r:id="rId35" w:history="1">
         <w:r>
           <w:rPr>
             <w:rStyle w:val="Hyperlink"/>
@@ -6120,7 +6403,7 @@
         </w:rPr>
         <w:tab/>
       </w:r>
-      <w:hyperlink r:id="rId35" w:history="1">
+      <w:hyperlink r:id="rId36" w:history="1">
         <w:r>
           <w:rPr>
             <w:rStyle w:val="Hyperlink"/>
@@ -6316,7 +6599,7 @@
         </w:rPr>
         <w:tab/>
       </w:r>
-      <w:hyperlink r:id="rId36" w:history="1">
+      <w:hyperlink r:id="rId37" w:history="1">
         <w:r>
           <w:rPr>
             <w:rStyle w:val="Hyperlink"/>
@@ -6541,7 +6824,7 @@
         </w:rPr>
         <w:tab/>
       </w:r>
-      <w:hyperlink r:id="rId37" w:history="1">
+      <w:hyperlink r:id="rId38" w:history="1">
         <w:r>
           <w:rPr>
             <w:rStyle w:val="Hyperlink"/>
@@ -6985,7 +7268,7 @@
         </w:rPr>
         <w:tab/>
       </w:r>
-      <w:hyperlink r:id="rId38" w:history="1">
+      <w:hyperlink r:id="rId39" w:history="1">
         <w:r>
           <w:rPr>
             <w:rStyle w:val="Hyperlink"/>
@@ -7041,7 +7324,7 @@
         </w:rPr>
         <w:t xml:space="preserve"> (</w:t>
       </w:r>
-      <w:hyperlink r:id="rId39" w:history="1">
+      <w:hyperlink r:id="rId40" w:history="1">
         <w:r>
           <w:rPr>
             <w:rStyle w:val="Hyperlink"/>
@@ -7116,7 +7399,7 @@
         </w:rPr>
         <w:tab/>
       </w:r>
-      <w:hyperlink r:id="rId40" w:history="1">
+      <w:hyperlink r:id="rId41" w:history="1">
         <w:r>
           <w:rPr>
             <w:rStyle w:val="Hyperlink"/>
@@ -7191,72 +7474,6 @@
           <w:szCs w:val="28"/>
         </w:rPr>
         <w:t>Grand Challenge</w:t>
-      </w:r>
-      <w:r>
-        <w:rPr>
-          <w:rFonts w:ascii="Georgia" w:eastAsia="Batang" w:hAnsi="Georgia"/>
-          <w:iCs/>
-          <w:spacing w:val="-6"/>
-          <w:sz w:val="21"/>
-          <w:szCs w:val="28"/>
-        </w:rPr>
-        <w:t xml:space="preserve"> (</w:t>
-      </w:r>
-      <w:hyperlink r:id="rId41" w:history="1">
-        <w:r>
-          <w:rPr>
-            <w:rStyle w:val="Hyperlink"/>
-            <w:rFonts w:ascii="Georgia" w:eastAsia="Batang" w:hAnsi="Georgia"/>
-            <w:iCs/>
-            <w:spacing w:val="-6"/>
-            <w:sz w:val="21"/>
-            <w:szCs w:val="28"/>
-          </w:rPr>
-          <w:t>video</w:t>
-        </w:r>
-      </w:hyperlink>
-      <w:r>
-        <w:rPr>
-          <w:rFonts w:ascii="Georgia" w:eastAsia="Batang" w:hAnsi="Georgia"/>
-          <w:iCs/>
-          <w:spacing w:val="-6"/>
-          <w:sz w:val="21"/>
-          <w:szCs w:val="28"/>
-        </w:rPr>
-        <w:t>)</w:t>
-      </w:r>
-    </w:p>
-    <w:p>
-      <w:pPr>
-        <w:pStyle w:val="ListParagraph"/>
-        <w:numPr>
-          <w:ilvl w:val="0"/>
-          <w:numId w:val="21"/>
-        </w:numPr>
-        <w:tabs>
-          <w:tab w:val="left" w:pos="720"/>
-          <w:tab w:val="left" w:pos="1440"/>
-          <w:tab w:val="right" w:pos="10080"/>
-        </w:tabs>
-        <w:spacing w:line="276" w:lineRule="auto"/>
-        <w:ind w:left="540"/>
-        <w:rPr>
-          <w:rFonts w:ascii="Georgia" w:eastAsia="Batang" w:hAnsi="Georgia"/>
-          <w:i/>
-          <w:spacing w:val="-6"/>
-          <w:sz w:val="21"/>
-          <w:szCs w:val="28"/>
-        </w:rPr>
-      </w:pPr>
-      <w:r>
-        <w:rPr>
-          <w:rFonts w:ascii="Georgia" w:eastAsia="Batang" w:hAnsi="Georgia"/>
-          <w:iCs/>
-          <w:spacing w:val="-6"/>
-          <w:sz w:val="21"/>
-          <w:szCs w:val="28"/>
-        </w:rPr>
-        <w:t>Presented “Alleviating Noisy Data in Image Captioning with Cooperative Distillation”</w:t>
       </w:r>
       <w:r>
         <w:rPr>
@@ -7294,95 +7511,45 @@
     </w:p>
     <w:p>
       <w:pPr>
+        <w:pStyle w:val="ListParagraph"/>
+        <w:numPr>
+          <w:ilvl w:val="0"/>
+          <w:numId w:val="21"/>
+        </w:numPr>
         <w:tabs>
           <w:tab w:val="left" w:pos="720"/>
           <w:tab w:val="left" w:pos="1440"/>
           <w:tab w:val="right" w:pos="10080"/>
         </w:tabs>
         <w:spacing w:line="276" w:lineRule="auto"/>
-        <w:rPr>
-          <w:rFonts w:ascii="Georgia" w:eastAsia="Batang" w:hAnsi="Georgia"/>
-          <w:iCs/>
-          <w:spacing w:val="-6"/>
-          <w:sz w:val="16"/>
-          <w:szCs w:val="16"/>
-        </w:rPr>
-      </w:pPr>
-    </w:p>
-    <w:p>
-      <w:pPr>
-        <w:tabs>
-          <w:tab w:val="left" w:pos="720"/>
-          <w:tab w:val="left" w:pos="1440"/>
-          <w:tab w:val="right" w:pos="10080"/>
-        </w:tabs>
-        <w:spacing w:line="276" w:lineRule="auto"/>
-        <w:rPr>
-          <w:rFonts w:ascii="Georgia" w:hAnsi="Georgia"/>
-          <w:b/>
-          <w:smallCaps/>
-          <w:spacing w:val="-6"/>
-          <w:sz w:val="22"/>
-          <w:szCs w:val="32"/>
-        </w:rPr>
-      </w:pPr>
-      <w:r>
-        <w:rPr>
-          <w:rFonts w:ascii="Georgia" w:hAnsi="Georgia"/>
-          <w:b/>
-          <w:smallCaps/>
-          <w:spacing w:val="-6"/>
-          <w:sz w:val="22"/>
-          <w:szCs w:val="32"/>
-        </w:rPr>
-        <w:t>Open-Source Contributions</w:t>
-      </w:r>
-    </w:p>
-    <w:p>
-      <w:pPr>
-        <w:tabs>
-          <w:tab w:val="left" w:pos="720"/>
-          <w:tab w:val="left" w:pos="1440"/>
-          <w:tab w:val="right" w:pos="10080"/>
-        </w:tabs>
-        <w:spacing w:line="276" w:lineRule="auto"/>
-        <w:rPr>
-          <w:rFonts w:ascii="Georgia" w:eastAsia="Batang" w:hAnsi="Georgia"/>
-          <w:iCs/>
-          <w:spacing w:val="-6"/>
-          <w:sz w:val="21"/>
-          <w:szCs w:val="28"/>
-        </w:rPr>
-      </w:pPr>
-      <w:r>
-        <w:rPr>
-          <w:rFonts w:ascii="Georgia" w:eastAsia="Batang" w:hAnsi="Georgia"/>
-          <w:iCs/>
-          <w:spacing w:val="-6"/>
-          <w:sz w:val="21"/>
-          <w:szCs w:val="28"/>
-        </w:rPr>
-        <w:t>Caduceus</w:t>
-      </w:r>
-      <w:r>
-        <w:rPr>
-          <w:rFonts w:ascii="Georgia" w:eastAsia="Batang" w:hAnsi="Georgia"/>
-          <w:iCs/>
-          <w:spacing w:val="-6"/>
-          <w:sz w:val="21"/>
-          <w:szCs w:val="28"/>
-        </w:rPr>
-        <w:tab/>
-      </w:r>
-      <w:r>
-        <w:rPr>
-          <w:rFonts w:ascii="Georgia" w:eastAsia="Batang" w:hAnsi="Georgia"/>
-          <w:iCs/>
-          <w:spacing w:val="-6"/>
-          <w:sz w:val="21"/>
-          <w:szCs w:val="28"/>
-        </w:rPr>
-        <w:tab/>
+        <w:ind w:left="540"/>
+        <w:rPr>
+          <w:rFonts w:ascii="Georgia" w:eastAsia="Batang" w:hAnsi="Georgia"/>
+          <w:i/>
+          <w:spacing w:val="-6"/>
+          <w:sz w:val="21"/>
+          <w:szCs w:val="28"/>
+        </w:rPr>
+      </w:pPr>
+      <w:r>
+        <w:rPr>
+          <w:rFonts w:ascii="Georgia" w:eastAsia="Batang" w:hAnsi="Georgia"/>
+          <w:iCs/>
+          <w:spacing w:val="-6"/>
+          <w:sz w:val="21"/>
+          <w:szCs w:val="28"/>
+        </w:rPr>
+        <w:t>Presented “Alleviating Noisy Data in Image Captioning with Cooperative Distillation”</w:t>
+      </w:r>
+      <w:r>
+        <w:rPr>
+          <w:rFonts w:ascii="Georgia" w:eastAsia="Batang" w:hAnsi="Georgia"/>
+          <w:iCs/>
+          <w:spacing w:val="-6"/>
+          <w:sz w:val="21"/>
+          <w:szCs w:val="28"/>
+        </w:rPr>
+        <w:t xml:space="preserve"> (</w:t>
       </w:r>
       <w:hyperlink r:id="rId43" w:history="1">
         <w:r>
@@ -7394,42 +7561,36 @@
             <w:sz w:val="21"/>
             <w:szCs w:val="28"/>
           </w:rPr>
-          <w:t>Github.com</w:t>
+          <w:t>video</w:t>
         </w:r>
       </w:hyperlink>
-    </w:p>
-    <w:p>
-      <w:pPr>
-        <w:pStyle w:val="ListParagraph"/>
-        <w:numPr>
-          <w:ilvl w:val="0"/>
-          <w:numId w:val="21"/>
-        </w:numPr>
+      <w:r>
+        <w:rPr>
+          <w:rFonts w:ascii="Georgia" w:eastAsia="Batang" w:hAnsi="Georgia"/>
+          <w:iCs/>
+          <w:spacing w:val="-6"/>
+          <w:sz w:val="21"/>
+          <w:szCs w:val="28"/>
+        </w:rPr>
+        <w:t>)</w:t>
+      </w:r>
+    </w:p>
+    <w:p>
+      <w:pPr>
         <w:tabs>
           <w:tab w:val="left" w:pos="720"/>
           <w:tab w:val="left" w:pos="1440"/>
           <w:tab w:val="right" w:pos="10080"/>
         </w:tabs>
         <w:spacing w:line="276" w:lineRule="auto"/>
-        <w:ind w:left="540"/>
-        <w:rPr>
-          <w:rFonts w:ascii="Georgia" w:eastAsia="Batang" w:hAnsi="Georgia"/>
-          <w:i/>
-          <w:spacing w:val="-6"/>
-          <w:sz w:val="21"/>
-          <w:szCs w:val="28"/>
-        </w:rPr>
-      </w:pPr>
-      <w:r>
-        <w:rPr>
-          <w:rFonts w:ascii="Georgia" w:eastAsia="Batang" w:hAnsi="Georgia"/>
-          <w:iCs/>
-          <w:spacing w:val="-6"/>
-          <w:sz w:val="21"/>
-          <w:szCs w:val="28"/>
-        </w:rPr>
-        <w:t>Authored codebase for long-range DNA sequence modeling using newly proposed Caduceus model.</w:t>
-      </w:r>
+        <w:rPr>
+          <w:rFonts w:ascii="Georgia" w:eastAsia="Batang" w:hAnsi="Georgia"/>
+          <w:iCs/>
+          <w:spacing w:val="-6"/>
+          <w:sz w:val="16"/>
+          <w:szCs w:val="16"/>
+        </w:rPr>
+      </w:pPr>
     </w:p>
     <w:p>
       <w:pPr>
@@ -7440,13 +7601,25 @@
         </w:tabs>
         <w:spacing w:line="276" w:lineRule="auto"/>
         <w:rPr>
-          <w:rFonts w:ascii="Georgia" w:eastAsia="Batang" w:hAnsi="Georgia"/>
-          <w:iCs/>
-          <w:spacing w:val="-6"/>
-          <w:sz w:val="21"/>
-          <w:szCs w:val="28"/>
-        </w:rPr>
-      </w:pPr>
+          <w:rFonts w:ascii="Georgia" w:hAnsi="Georgia"/>
+          <w:b/>
+          <w:smallCaps/>
+          <w:spacing w:val="-6"/>
+          <w:sz w:val="22"/>
+          <w:szCs w:val="32"/>
+        </w:rPr>
+      </w:pPr>
+      <w:r>
+        <w:rPr>
+          <w:rFonts w:ascii="Georgia" w:hAnsi="Georgia"/>
+          <w:b/>
+          <w:smallCaps/>
+          <w:spacing w:val="-6"/>
+          <w:sz w:val="22"/>
+          <w:szCs w:val="32"/>
+        </w:rPr>
+        <w:t>Open-Source Contributions</w:t>
+      </w:r>
     </w:p>
     <w:p>
       <w:pPr>
@@ -7472,7 +7645,7 @@
           <w:sz w:val="21"/>
           <w:szCs w:val="28"/>
         </w:rPr>
-        <w:t>swirl-dynamics</w:t>
+        <w:t>Caduceus</w:t>
       </w:r>
       <w:r>
         <w:rPr>
@@ -7538,7 +7711,7 @@
           <w:sz w:val="21"/>
           <w:szCs w:val="28"/>
         </w:rPr>
-        <w:t>Added a project for modeling dynamical systems using a regularized objective that aims to preserve systems’ invariant measures</w:t>
+        <w:t>Authored codebase for long-range DNA sequence modeling using newly proposed Caduceus model.</w:t>
       </w:r>
     </w:p>
     <w:p>
@@ -7582,17 +7755,17 @@
           <w:sz w:val="21"/>
           <w:szCs w:val="28"/>
         </w:rPr>
-        <w:t xml:space="preserve">SPIN: </w:t>
-      </w:r>
-      <w:r>
-        <w:rPr>
-          <w:rFonts w:ascii="Georgia" w:eastAsia="Batang" w:hAnsi="Georgia"/>
-          <w:iCs/>
-          <w:spacing w:val="-6"/>
-          <w:sz w:val="21"/>
-          <w:szCs w:val="28"/>
-        </w:rPr>
-        <w:t>Semi-Parametric Inducing Point Networks and Neural Process</w:t>
+        <w:t>swirl-dynamics</w:t>
+      </w:r>
+      <w:r>
+        <w:rPr>
+          <w:rFonts w:ascii="Georgia" w:eastAsia="Batang" w:hAnsi="Georgia"/>
+          <w:iCs/>
+          <w:spacing w:val="-6"/>
+          <w:sz w:val="21"/>
+          <w:szCs w:val="28"/>
+        </w:rPr>
+        <w:tab/>
       </w:r>
       <w:r>
         <w:rPr>
@@ -7648,17 +7821,7 @@
           <w:sz w:val="21"/>
           <w:szCs w:val="28"/>
         </w:rPr>
-        <w:t xml:space="preserve">Implemented Inducing Point Neural Processes and wrote code for training and </w:t>
-      </w:r>
-      <w:r>
-        <w:rPr>
-          <w:rFonts w:ascii="Georgia" w:eastAsia="Batang" w:hAnsi="Georgia"/>
-          <w:iCs/>
-          <w:spacing w:val="-6"/>
-          <w:sz w:val="21"/>
-          <w:szCs w:val="28"/>
-        </w:rPr>
-        <w:t>evaluation</w:t>
+        <w:t>Added a project for modeling dynamical systems using a regularized objective that aims to preserve systems’ invariant measures</w:t>
       </w:r>
     </w:p>
     <w:p>
@@ -7702,17 +7865,17 @@
           <w:sz w:val="21"/>
           <w:szCs w:val="28"/>
         </w:rPr>
-        <w:t xml:space="preserve">TabFormer: </w:t>
-      </w:r>
-      <w:r>
-        <w:rPr>
-          <w:rFonts w:ascii="Georgia" w:eastAsia="Batang" w:hAnsi="Georgia"/>
-          <w:iCs/>
-          <w:spacing w:val="-6"/>
-          <w:sz w:val="21"/>
-          <w:szCs w:val="28"/>
-        </w:rPr>
-        <w:t>Tabular Transformers for Modeling Multivariate Time Series</w:t>
+        <w:t xml:space="preserve">SPIN: </w:t>
+      </w:r>
+      <w:r>
+        <w:rPr>
+          <w:rFonts w:ascii="Georgia" w:eastAsia="Batang" w:hAnsi="Georgia"/>
+          <w:iCs/>
+          <w:spacing w:val="-6"/>
+          <w:sz w:val="21"/>
+          <w:szCs w:val="28"/>
+        </w:rPr>
+        <w:t>Semi-Parametric Inducing Point Networks and Neural Process</w:t>
       </w:r>
       <w:r>
         <w:rPr>
@@ -7768,6 +7931,126 @@
           <w:sz w:val="21"/>
           <w:szCs w:val="28"/>
         </w:rPr>
+        <w:t xml:space="preserve">Implemented Inducing Point Neural Processes and wrote code for training and </w:t>
+      </w:r>
+      <w:r>
+        <w:rPr>
+          <w:rFonts w:ascii="Georgia" w:eastAsia="Batang" w:hAnsi="Georgia"/>
+          <w:iCs/>
+          <w:spacing w:val="-6"/>
+          <w:sz w:val="21"/>
+          <w:szCs w:val="28"/>
+        </w:rPr>
+        <w:t>evaluation</w:t>
+      </w:r>
+    </w:p>
+    <w:p>
+      <w:pPr>
+        <w:tabs>
+          <w:tab w:val="left" w:pos="720"/>
+          <w:tab w:val="left" w:pos="1440"/>
+          <w:tab w:val="right" w:pos="10080"/>
+        </w:tabs>
+        <w:spacing w:line="276" w:lineRule="auto"/>
+        <w:rPr>
+          <w:rFonts w:ascii="Georgia" w:eastAsia="Batang" w:hAnsi="Georgia"/>
+          <w:iCs/>
+          <w:spacing w:val="-6"/>
+          <w:sz w:val="21"/>
+          <w:szCs w:val="28"/>
+        </w:rPr>
+      </w:pPr>
+    </w:p>
+    <w:p>
+      <w:pPr>
+        <w:tabs>
+          <w:tab w:val="left" w:pos="720"/>
+          <w:tab w:val="left" w:pos="1440"/>
+          <w:tab w:val="right" w:pos="10080"/>
+        </w:tabs>
+        <w:spacing w:line="276" w:lineRule="auto"/>
+        <w:rPr>
+          <w:rFonts w:ascii="Georgia" w:eastAsia="Batang" w:hAnsi="Georgia"/>
+          <w:iCs/>
+          <w:spacing w:val="-6"/>
+          <w:sz w:val="21"/>
+          <w:szCs w:val="28"/>
+        </w:rPr>
+      </w:pPr>
+      <w:r>
+        <w:rPr>
+          <w:rFonts w:ascii="Georgia" w:eastAsia="Batang" w:hAnsi="Georgia"/>
+          <w:iCs/>
+          <w:spacing w:val="-6"/>
+          <w:sz w:val="21"/>
+          <w:szCs w:val="28"/>
+        </w:rPr>
+        <w:t xml:space="preserve">TabFormer: </w:t>
+      </w:r>
+      <w:r>
+        <w:rPr>
+          <w:rFonts w:ascii="Georgia" w:eastAsia="Batang" w:hAnsi="Georgia"/>
+          <w:iCs/>
+          <w:spacing w:val="-6"/>
+          <w:sz w:val="21"/>
+          <w:szCs w:val="28"/>
+        </w:rPr>
+        <w:t>Tabular Transformers for Modeling Multivariate Time Series</w:t>
+      </w:r>
+      <w:r>
+        <w:rPr>
+          <w:rFonts w:ascii="Georgia" w:eastAsia="Batang" w:hAnsi="Georgia"/>
+          <w:iCs/>
+          <w:spacing w:val="-6"/>
+          <w:sz w:val="21"/>
+          <w:szCs w:val="28"/>
+        </w:rPr>
+        <w:tab/>
+      </w:r>
+      <w:hyperlink r:id="rId47" w:history="1">
+        <w:r>
+          <w:rPr>
+            <w:rStyle w:val="Hyperlink"/>
+            <w:rFonts w:ascii="Georgia" w:eastAsia="Batang" w:hAnsi="Georgia"/>
+            <w:iCs/>
+            <w:spacing w:val="-6"/>
+            <w:sz w:val="21"/>
+            <w:szCs w:val="28"/>
+          </w:rPr>
+          <w:t>Github.com</w:t>
+        </w:r>
+      </w:hyperlink>
+    </w:p>
+    <w:p>
+      <w:pPr>
+        <w:pStyle w:val="ListParagraph"/>
+        <w:numPr>
+          <w:ilvl w:val="0"/>
+          <w:numId w:val="21"/>
+        </w:numPr>
+        <w:tabs>
+          <w:tab w:val="left" w:pos="720"/>
+          <w:tab w:val="left" w:pos="1440"/>
+          <w:tab w:val="right" w:pos="10080"/>
+        </w:tabs>
+        <w:spacing w:line="276" w:lineRule="auto"/>
+        <w:ind w:left="540"/>
+        <w:rPr>
+          <w:rFonts w:ascii="Georgia" w:eastAsia="Batang" w:hAnsi="Georgia"/>
+          <w:i/>
+          <w:spacing w:val="-6"/>
+          <w:sz w:val="21"/>
+          <w:szCs w:val="28"/>
+        </w:rPr>
+      </w:pPr>
+      <w:r>
+        <w:rPr>
+          <w:rFonts w:ascii="Georgia" w:eastAsia="Batang" w:hAnsi="Georgia"/>
+          <w:iCs/>
+          <w:spacing w:val="-6"/>
+          <w:sz w:val="21"/>
+          <w:szCs w:val="28"/>
+        </w:rPr>
         <w:t xml:space="preserve">Wrote code for training and evaluating GPT-like models on tabular data </w:t>
       </w:r>
       <w:r>
@@ -7914,7 +8197,7 @@
         </w:rPr>
         <w:tab/>
       </w:r>
-      <w:hyperlink r:id="rId47" w:history="1">
+      <w:hyperlink r:id="rId48" w:history="1">
         <w:r>
           <w:rPr>
             <w:rStyle w:val="Hyperlink"/>
@@ -8038,6 +8321,7 @@
           <w:sz w:val="21"/>
           <w:szCs w:val="28"/>
         </w:rPr>
+        <w:lastRenderedPageBreak/>
         <w:t>Professional Services</w:t>
       </w:r>
     </w:p>
@@ -8071,17 +8355,37 @@
           <w:sz w:val="21"/>
           <w:szCs w:val="28"/>
         </w:rPr>
-        <w:t xml:space="preserve">ICML 2026 reviewer – </w:t>
-      </w:r>
-      <w:r>
-        <w:rPr>
-          <w:rFonts w:ascii="Georgia" w:eastAsia="Batang" w:hAnsi="Georgia"/>
-          <w:iCs/>
-          <w:spacing w:val="-6"/>
-          <w:sz w:val="21"/>
-          <w:szCs w:val="28"/>
-        </w:rPr>
-        <w:t>Gold Reviewer</w:t>
+        <w:t xml:space="preserve">ICLR </w:t>
+      </w:r>
+      <w:r>
+        <w:rPr>
+          <w:rFonts w:ascii="Georgia" w:eastAsia="Batang" w:hAnsi="Georgia"/>
+          <w:iCs/>
+          <w:spacing w:val="-6"/>
+          <w:sz w:val="21"/>
+          <w:szCs w:val="28"/>
+        </w:rPr>
+        <w:t>202</w:t>
+      </w:r>
+      <w:r>
+        <w:rPr>
+          <w:rFonts w:ascii="Georgia" w:eastAsia="Batang" w:hAnsi="Georgia"/>
+          <w:iCs/>
+          <w:spacing w:val="-6"/>
+          <w:sz w:val="21"/>
+          <w:szCs w:val="28"/>
+        </w:rPr>
+        <w:t>7</w:t>
+      </w:r>
+      <w:r>
+        <w:rPr>
+          <w:rFonts w:ascii="Georgia" w:eastAsia="Batang" w:hAnsi="Georgia"/>
+          <w:iCs/>
+          <w:spacing w:val="-6"/>
+          <w:sz w:val="21"/>
+          <w:szCs w:val="28"/>
+        </w:rPr>
+        <w:t xml:space="preserve"> reviewer</w:t>
       </w:r>
     </w:p>
     <w:p>
@@ -8114,7 +8418,7 @@
           <w:sz w:val="21"/>
           <w:szCs w:val="28"/>
         </w:rPr>
-        <w:t>NeurIPS 2025 reviewer – Top Reviewer</w:t>
+        <w:t>NeurIPS 2026 reviewer</w:t>
       </w:r>
     </w:p>
     <w:p>
@@ -8147,7 +8451,17 @@
           <w:sz w:val="21"/>
           <w:szCs w:val="28"/>
         </w:rPr>
-        <w:t>ICML 2025 reviewer</w:t>
+        <w:t xml:space="preserve">ICML 2026 reviewer – </w:t>
+      </w:r>
+      <w:r>
+        <w:rPr>
+          <w:rFonts w:ascii="Georgia" w:eastAsia="Batang" w:hAnsi="Georgia"/>
+          <w:iCs/>
+          <w:spacing w:val="-6"/>
+          <w:sz w:val="21"/>
+          <w:szCs w:val="28"/>
+        </w:rPr>
+        <w:t>Gold Reviewer</w:t>
       </w:r>
     </w:p>
     <w:p>
@@ -8180,7 +8494,72 @@
           <w:sz w:val="21"/>
           <w:szCs w:val="28"/>
         </w:rPr>
-        <w:lastRenderedPageBreak/>
+        <w:t>NeurIPS 2025 reviewer – Top Reviewer</w:t>
+      </w:r>
+    </w:p>
+    <w:p>
+      <w:pPr>
+        <w:pStyle w:val="ListParagraph"/>
+        <w:numPr>
+          <w:ilvl w:val="0"/>
+          <w:numId w:val="21"/>
+        </w:numPr>
+        <w:tabs>
+          <w:tab w:val="left" w:pos="720"/>
+          <w:tab w:val="left" w:pos="1440"/>
+          <w:tab w:val="right" w:pos="10080"/>
+        </w:tabs>
+        <w:spacing w:line="276" w:lineRule="auto"/>
+        <w:ind w:left="540"/>
+        <w:rPr>
+          <w:rFonts w:ascii="Georgia" w:eastAsia="Batang" w:hAnsi="Georgia"/>
+          <w:iCs/>
+          <w:spacing w:val="-6"/>
+          <w:sz w:val="21"/>
+          <w:szCs w:val="28"/>
+        </w:rPr>
+      </w:pPr>
+      <w:r>
+        <w:rPr>
+          <w:rFonts w:ascii="Georgia" w:eastAsia="Batang" w:hAnsi="Georgia"/>
+          <w:iCs/>
+          <w:spacing w:val="-6"/>
+          <w:sz w:val="21"/>
+          <w:szCs w:val="28"/>
+        </w:rPr>
+        <w:t>ICML 2025 reviewer</w:t>
+      </w:r>
+    </w:p>
+    <w:p>
+      <w:pPr>
+        <w:pStyle w:val="ListParagraph"/>
+        <w:numPr>
+          <w:ilvl w:val="0"/>
+          <w:numId w:val="21"/>
+        </w:numPr>
+        <w:tabs>
+          <w:tab w:val="left" w:pos="720"/>
+          <w:tab w:val="left" w:pos="1440"/>
+          <w:tab w:val="right" w:pos="10080"/>
+        </w:tabs>
+        <w:spacing w:line="276" w:lineRule="auto"/>
+        <w:ind w:left="540"/>
+        <w:rPr>
+          <w:rFonts w:ascii="Georgia" w:eastAsia="Batang" w:hAnsi="Georgia"/>
+          <w:iCs/>
+          <w:spacing w:val="-6"/>
+          <w:sz w:val="21"/>
+          <w:szCs w:val="28"/>
+        </w:rPr>
+      </w:pPr>
+      <w:r>
+        <w:rPr>
+          <w:rFonts w:ascii="Georgia" w:eastAsia="Batang" w:hAnsi="Georgia"/>
+          <w:iCs/>
+          <w:spacing w:val="-6"/>
+          <w:sz w:val="21"/>
+          <w:szCs w:val="28"/>
+        </w:rPr>
         <w:t>ICLR 2025 reviewer</w:t>
       </w:r>
     </w:p>
@@ -8323,7 +8702,7 @@
                     <pic:cNvPicPr/>
                   </pic:nvPicPr>
                   <pic:blipFill>
-                    <a:blip r:embed="rId48" cstate="print">
+                    <a:blip r:embed="rId49" cstate="print">
                       <a:alphaModFix amt="67000"/>
                       <a:duotone>
                         <a:schemeClr val="accent1">
@@ -8335,7 +8714,7 @@
                       <a:extLst>
                         <a:ext uri="{BEBA8EAE-BF5A-486C-A8C5-ECC9F3942E4B}">
                           <a14:imgProps xmlns:a14="http://schemas.microsoft.com/office/drawing/2010/main">
-                            <a14:imgLayer r:embed="rId49">
+                            <a14:imgLayer r:embed="rId50">
                               <a14:imgEffect>
                                 <a14:sharpenSoften amount="-50000"/>
                               </a14:imgEffect>
@@ -9583,7 +9962,7 @@
                     </pic:cNvPicPr>
                   </pic:nvPicPr>
                   <pic:blipFill>
-                    <a:blip r:embed="rId50" cstate="print">
+                    <a:blip r:embed="rId51" cstate="print">
                       <a:duotone>
                         <a:schemeClr val="accent1">
                           <a:shade val="45000"/>
@@ -9595,7 +9974,7 @@
                       <a:extLst>
                         <a:ext uri="{BEBA8EAE-BF5A-486C-A8C5-ECC9F3942E4B}">
                           <a14:imgProps xmlns:a14="http://schemas.microsoft.com/office/drawing/2010/main">
-                            <a14:imgLayer r:embed="rId51">
+                            <a14:imgLayer r:embed="rId52">
                               <a14:imgEffect>
                                 <a14:sharpenSoften amount="-50000"/>
                               </a14:imgEffect>
@@ -9866,6 +10245,7 @@
           <w:sz w:val="21"/>
           <w:szCs w:val="28"/>
         </w:rPr>
+        <w:lastRenderedPageBreak/>
         <w:t>Member of a g</w:t>
       </w:r>
       <w:r>
@@ -10098,7 +10478,6 @@
           <w:sz w:val="22"/>
           <w:szCs w:val="32"/>
         </w:rPr>
-        <w:lastRenderedPageBreak/>
         <w:t>PhD Peer Mentor</w:t>
       </w:r>
       <w:r>
@@ -10273,7 +10652,7 @@
                     <pic:cNvPicPr/>
                   </pic:nvPicPr>
                   <pic:blipFill>
-                    <a:blip r:embed="rId52" cstate="print">
+                    <a:blip r:embed="rId53" cstate="print">
                       <a:duotone>
                         <a:schemeClr val="accent1">
                           <a:shade val="45000"/>
@@ -10285,7 +10664,7 @@
                       <a:extLst>
                         <a:ext uri="{BEBA8EAE-BF5A-486C-A8C5-ECC9F3942E4B}">
                           <a14:imgProps xmlns:a14="http://schemas.microsoft.com/office/drawing/2010/main">
-                            <a14:imgLayer r:embed="rId53">
+                            <a14:imgLayer r:embed="rId54">
                               <a14:imgEffect>
                                 <a14:sharpenSoften amount="-50000"/>
                               </a14:imgEffect>
@@ -10682,7 +11061,7 @@
 </file>
 
 <file path=word/numbering.xml><?xml version="1.0" encoding="utf-8"?>
-<w:numbering xmlns:wpc="http://schemas.microsoft.com/office/word/2010/wordprocessingCanvas" xmlns:cx="http://schemas.microsoft.com/office/drawing/2014/chartex" xmlns:cx1="http://schemas.microsoft.com/office/drawing/2015/9/8/chartex" xmlns:cx2="http://schemas.microsoft.com/office/drawing/2015/10/21/chartex" xmlns:cx3="http://schemas.microsoft.com/office/drawing/2016/5/9/chartex" xmlns:cx4="http://schemas.microsoft.com/office/drawing/2016/5/10/chartex" xmlns:cx5="http://schemas.microsoft.com/office/drawing/2016/5/11/chartex" xmlns:cx6="http://schemas.microsoft.com/office/drawing/2016/5/12/chartex" xmlns:cx7="http://schemas.microsoft.com/office/drawing/2016/5/13/chartex" xmlns:cx8="http://schemas.microsoft.com/office/drawing/2016/5/14/chartex" xmlns:mc="http://schemas.openxmlformats.org/markup-compatibility/2006" xmlns:aink="http://schemas.microsoft.com/office/drawing/2016/ink" xmlns:am3d="http://schemas.microsoft.com/office/drawing/2017/model3d" xmlns:o="urn:schemas-microsoft-com:office:office" xmlns:oel="http://schemas.microsoft.com/office/2019/extlst" xmlns:r="http://schemas.openxmlformats.org/officeDocument/2006/relationships" xmlns:m="http://schemas.openxmlformats.org/officeDocument/2006/math" xmlns:v="urn:schemas-microsoft-com:vml" xmlns:wp14="http://schemas.microsoft.com/office/word/2010/wordprocessingDrawing" xmlns:wp="http://schemas.openxmlformats.org/drawingml/2006/wordprocessingDrawing" xmlns:w10="urn:schemas-microsoft-com:office:word" xmlns:w="http://schemas.openxmlformats.org/wordprocessingml/2006/main" xmlns:w14="http://schemas.microsoft.com/office/word/2010/wordml" xmlns:w15="http://schemas.microsoft.com/office/word/2012/wordml" xmlns:w16cex="http://schemas.microsoft.com/office/word/2018/wordml/cex" xmlns:w16cid="http://schemas.microsoft.com/office/word/2016/wordml/cid" xmlns:w16="http://schemas.microsoft.com/office/word/2018/wordml" xmlns:w16du="http://schemas.microsoft.com/office/word/2023/wordml/word16du" xmlns:w16sdtdh="http://schemas.microsoft.com/office/word/2020/wordml/sdtdatahash" xmlns:w16sdtfl="http://schemas.microsoft.com/office/word/2024/wordml/sdtformatlock" xmlns:w16se="http://schemas.microsoft.com/office/word/2015/wordml/symex" xmlns:wpg="http://schemas.microsoft.com/office/word/2010/wordprocessingGroup" xmlns:wpi="http://schemas.microsoft.com/office/word/2010/wordprocessingInk" xmlns:wne="http://schemas.microsoft.com/office/word/2006/wordml" xmlns:wps="http://schemas.microsoft.com/office/word/2010/wordprocessingShape" mc:Ignorable="w14 w15 w16se w16cid w16 w16cex w16sdtdh w16sdtfl w16du wp14">
+<w:numbering xmlns:wpc="http://schemas.microsoft.com/office/word/2010/wordprocessingCanvas" xmlns:cx="http://schemas.microsoft.com/office/drawing/2014/chartex" xmlns:cx1="http://schemas.microsoft.com/office/drawing/2015/9/8/chartex" xmlns:cx2="http://schemas.microsoft.com/office/drawing/2015/10/21/chartex" xmlns:cx3="http://schemas.microsoft.com/office/drawing/2016/5/9/chartex" xmlns:cx4="http://schemas.microsoft.com/office/drawing/2016/5/10/chartex" xmlns:cx5="http://schemas.microsoft.com/office/drawing/2016/5/11/chartex" xmlns:cx6="http://schemas.microsoft.com/office/drawing/2016/5/12/chartex" xmlns:cx7="http://schemas.microsoft.com/office/drawing/2016/5/13/chartex" xmlns:cx8="http://schemas.microsoft.com/office/drawing/2016/5/14/chartex" xmlns:mc="http://schemas.openxmlformats.org/markup-compatibility/2006" xmlns:m="http://schemas.openxmlformats.org/officeDocument/2006/math" xmlns:aink="http://schemas.microsoft.com/office/drawing/2016/ink" xmlns:am3d="http://schemas.microsoft.com/office/drawing/2017/model3d" xmlns:oel="http://schemas.microsoft.com/office/2019/extlst" xmlns:r="http://schemas.openxmlformats.org/officeDocument/2006/relationships" xmlns:wp14="http://schemas.microsoft.com/office/word/2010/wordprocessingDrawing" xmlns:wp="http://schemas.openxmlformats.org/drawingml/2006/wordprocessingDrawing" xmlns:wpg="http://schemas.microsoft.com/office/word/2010/wordprocessingGroup" xmlns:wpi="http://schemas.microsoft.com/office/word/2010/wordprocessingInk" xmlns:wps="http://schemas.microsoft.com/office/word/2010/wordprocessingShape" xmlns:o="urn:schemas-microsoft-com:office:office" xmlns:v="urn:schemas-microsoft-com:vml" xmlns:w10="urn:schemas-microsoft-com:office:word" xmlns:w="http://schemas.openxmlformats.org/wordprocessingml/2006/main" xmlns:w14="http://schemas.microsoft.com/office/word/2010/wordml" xmlns:w15="http://schemas.microsoft.com/office/word/2012/wordml" xmlns:w16cex="http://schemas.microsoft.com/office/word/2018/wordml/cex" xmlns:w16cid="http://schemas.microsoft.com/office/word/2016/wordml/cid" xmlns:w16="http://schemas.microsoft.com/office/word/2018/wordml" xmlns:w16sdtdh="http://schemas.microsoft.com/office/word/2020/wordml/sdtdatahash" xmlns:w16sdtfl="http://schemas.microsoft.com/office/word/2024/wordml/sdtformatlock" xmlns:w16se="http://schemas.microsoft.com/office/word/2015/wordml/symex" xmlns:w16du="http://schemas.microsoft.com/office/word/2023/wordml/word16du" xmlns:wne="http://schemas.microsoft.com/office/word/2006/wordml" mc:Ignorable="w14 w15 w16se w16cid w16 w16cex w16sdtdh w16sdtfl w16du wp14">
   <w:abstractNum w:abstractNumId="0" w15:restartNumberingAfterBreak="0">
     <w:nsid w:val="0A4F2022"/>
     <w:multiLevelType w:val="hybridMultilevel"/>
@@ -13496,7 +13875,7 @@
 </file>
 
 <file path=word/styles.xml><?xml version="1.0" encoding="utf-8"?>
-<w:styles xmlns:mc="http://schemas.openxmlformats.org/markup-compatibility/2006" xmlns:r="http://schemas.openxmlformats.org/officeDocument/2006/relationships" xmlns:w="http://schemas.openxmlformats.org/wordprocessingml/2006/main" xmlns:w14="http://schemas.microsoft.com/office/word/2010/wordml" xmlns:w15="http://schemas.microsoft.com/office/word/2012/wordml" xmlns:w16cex="http://schemas.microsoft.com/office/word/2018/wordml/cex" xmlns:w16cid="http://schemas.microsoft.com/office/word/2016/wordml/cid" xmlns:w16="http://schemas.microsoft.com/office/word/2018/wordml" xmlns:w16du="http://schemas.microsoft.com/office/word/2023/wordml/word16du" xmlns:w16sdtdh="http://schemas.microsoft.com/office/word/2020/wordml/sdtdatahash" xmlns:w16sdtfl="http://schemas.microsoft.com/office/word/2024/wordml/sdtformatlock" xmlns:w16se="http://schemas.microsoft.com/office/word/2015/wordml/symex" mc:Ignorable="w14 w15 w16se w16cid w16 w16cex w16sdtdh w16sdtfl w16du">
+<w:styles xmlns:mc="http://schemas.openxmlformats.org/markup-compatibility/2006" xmlns:r="http://schemas.openxmlformats.org/officeDocument/2006/relationships" xmlns:w="http://schemas.openxmlformats.org/wordprocessingml/2006/main" xmlns:w14="http://schemas.microsoft.com/office/word/2010/wordml" xmlns:w15="http://schemas.microsoft.com/office/word/2012/wordml" xmlns:w16cex="http://schemas.microsoft.com/office/word/2018/wordml/cex" xmlns:w16cid="http://schemas.microsoft.com/office/word/2016/wordml/cid" xmlns:w16="http://schemas.microsoft.com/office/word/2018/wordml" xmlns:w16sdtdh="http://schemas.microsoft.com/office/word/2020/wordml/sdtdatahash" xmlns:w16sdtfl="http://schemas.microsoft.com/office/word/2024/wordml/sdtformatlock" xmlns:w16se="http://schemas.microsoft.com/office/word/2015/wordml/symex" xmlns:w16du="http://schemas.microsoft.com/office/word/2023/wordml/word16du" mc:Ignorable="w14 w15 w16se w16cid w16 w16cex w16sdtdh w16sdtfl w16du">
   <w:docDefaults>
     <w:rPrDefault>
       <w:rPr>
